--- a/Kim11-2-9-pH-Hesaplamalari.docx
+++ b/Kim11-2-9-pH-Hesaplamalari.docx
@@ -72,7 +72,7 @@
                 <w:rFonts w:ascii="Times New Roman" w:hAnsi="Times New Roman" w:cs="Times New Roman"/>
                 <w:lang w:val="tr-TR"/>
               </w:rPr>
-              <w:t xml:space="preserve">GÖRSEL ALANI (Shutterstock’tan seçilecek)</w:t>
+              <w:t xml:space="preserve">GÖRSEL ALANI (Shutterstock)</w:t>
             </w:r>
           </w:p>
           <w:p>
@@ -104,23 +104,7 @@
                 <w:rFonts w:ascii="Times New Roman" w:hAnsi="Times New Roman" w:cs="Times New Roman"/>
                 <w:lang w:val="tr-TR"/>
               </w:rPr>
-              <w:t xml:space="preserve">Shutterstock arama: “aquarium water pH test”</w:t>
-            </w:r>
-          </w:p>
-          <w:p>
-            <w:pPr>
-              <w:jc w:val="both"/>
-              <w:rPr>
-                <w:rFonts w:ascii="Times New Roman" w:hAnsi="Times New Roman" w:cs="Times New Roman"/>
-                <w:lang w:val="tr-TR"/>
-              </w:rPr>
-            </w:pPr>
-            <w:r>
-              <w:rPr>
-                <w:rFonts w:ascii="Times New Roman" w:hAnsi="Times New Roman" w:cs="Times New Roman"/>
-                <w:lang w:val="tr-TR"/>
-              </w:rPr>
-              <w:t xml:space="preserve">Shutter ID: ……………</w:t>
+              <w:t xml:space="preserve">Shutter ID: 2229399895 (fotoğraf) — Hands holding pH test in front of freshwater aquarium</w:t>
             </w:r>
           </w:p>
         </w:tc>

--- a/Kim11-2-9-pH-Hesaplamalari.docx
+++ b/Kim11-2-9-pH-Hesaplamalari.docx
@@ -3530,7 +3530,7 @@
           <w:bCs/>
           <w:lang w:val="tr-TR"/>
         </w:rPr>
-        <w:t xml:space="preserve">Örnek-Çözüm Atölyesi 2.12.</w:t>
+        <w:t xml:space="preserve">Örnek-Çözüm Atölyesi 2.5.</w:t>
       </w:r>
     </w:p>
     <w:p>
@@ -3794,7 +3794,7 @@
           <w:bCs/>
           <w:lang w:val="tr-TR"/>
         </w:rPr>
-        <w:t xml:space="preserve">Örnek-Çözüm Atölyesi 2.13.</w:t>
+        <w:t xml:space="preserve">Örnek-Çözüm Atölyesi 2.6.</w:t>
       </w:r>
     </w:p>
     <w:p>
@@ -4051,7 +4051,7 @@
           <w:bCs/>
           <w:lang w:val="tr-TR"/>
         </w:rPr>
-        <w:t xml:space="preserve">Örnek-Çözüm Atölyesi 2.14.</w:t>
+        <w:t xml:space="preserve">Örnek-Çözüm Atölyesi 2.7.</w:t>
       </w:r>
     </w:p>
     <w:p>
@@ -4451,7 +4451,7 @@
           <w:bCs/>
           <w:lang w:val="tr-TR"/>
         </w:rPr>
-        <w:t xml:space="preserve">Örnek-Çözüm Atölyesi 2.15.</w:t>
+        <w:t xml:space="preserve">Örnek-Çözüm Atölyesi 2.8.</w:t>
       </w:r>
     </w:p>
     <w:p>
@@ -4882,7 +4882,7 @@
           <w:bCs/>
           <w:lang w:val="tr-TR"/>
         </w:rPr>
-        <w:t xml:space="preserve">Örnek-Çözüm Atölyesi 2.16.</w:t>
+        <w:t xml:space="preserve">Örnek-Çözüm Atölyesi 2.9.</w:t>
       </w:r>
     </w:p>
     <w:p>

--- a/Kim11-2-9-pH-Hesaplamalari.docx
+++ b/Kim11-2-9-pH-Hesaplamalari.docx
@@ -3530,7 +3530,7 @@
           <w:bCs/>
           <w:lang w:val="tr-TR"/>
         </w:rPr>
-        <w:t xml:space="preserve">Örnek-Çözüm Atölyesi 2.5.</w:t>
+        <w:t xml:space="preserve">Örnek-Çözüm Atölyesi 2.12.</w:t>
       </w:r>
     </w:p>
     <w:p>
@@ -3794,7 +3794,7 @@
           <w:bCs/>
           <w:lang w:val="tr-TR"/>
         </w:rPr>
-        <w:t xml:space="preserve">Örnek-Çözüm Atölyesi 2.6.</w:t>
+        <w:t xml:space="preserve">Örnek-Çözüm Atölyesi 2.13.</w:t>
       </w:r>
     </w:p>
     <w:p>
@@ -4051,7 +4051,7 @@
           <w:bCs/>
           <w:lang w:val="tr-TR"/>
         </w:rPr>
-        <w:t xml:space="preserve">Örnek-Çözüm Atölyesi 2.7.</w:t>
+        <w:t xml:space="preserve">Örnek-Çözüm Atölyesi 2.14.</w:t>
       </w:r>
     </w:p>
     <w:p>
@@ -4451,7 +4451,7 @@
           <w:bCs/>
           <w:lang w:val="tr-TR"/>
         </w:rPr>
-        <w:t xml:space="preserve">Örnek-Çözüm Atölyesi 2.8.</w:t>
+        <w:t xml:space="preserve">Örnek-Çözüm Atölyesi 2.15.</w:t>
       </w:r>
     </w:p>
     <w:p>
@@ -4882,7 +4882,7 @@
           <w:bCs/>
           <w:lang w:val="tr-TR"/>
         </w:rPr>
-        <w:t xml:space="preserve">Örnek-Çözüm Atölyesi 2.9.</w:t>
+        <w:t xml:space="preserve">Örnek-Çözüm Atölyesi 2.16.</w:t>
       </w:r>
     </w:p>
     <w:p>

--- a/Kim11-2-9-pH-Hesaplamalari.docx
+++ b/Kim11-2-9-pH-Hesaplamalari.docx
@@ -1466,24 +1466,15 @@
       <w:r>
         <w:rPr>
           <w:rFonts w:ascii="Times New Roman" w:hAnsi="Times New Roman" w:cs="Times New Roman"/>
-          <w:b/>
-          <w:bCs/>
-          <w:lang w:val="tr-TR"/>
-        </w:rPr>
-        <w:t xml:space="preserve">Kuvvetli Asit ve Kuvvetli Baz Çözeltilerinde pH:</w:t>
-      </w:r>
-      <w:r>
-        <w:rPr>
-          <w:rFonts w:ascii="Times New Roman" w:hAnsi="Times New Roman" w:cs="Times New Roman"/>
-          <w:lang w:val="tr-TR"/>
-        </w:rPr>
-        <w:t xml:space="preserve"> Monofonksiyonel kuvvetli asitler suda tamamen iyonlaştığı için çözeltideki H</w:t>
-      </w:r>
-      <w:r>
-        <w:rPr>
-          <w:rFonts w:ascii="Times New Roman" w:hAnsi="Times New Roman" w:cs="Times New Roman"/>
+          <w:lang w:val="tr-TR"/>
+        </w:rPr>
+        <w:t xml:space="preserve">Kuvvetli Asit ve Kuvvetli Baz Çözeltilerinde pH: Analiz ve Keşif Atölyesi 2.9.’da 0,10 M HCl çözeltisinin ölçülen pH değerinden hesapladığınız [H</w:t>
+      </w:r>
+      <w:r>
+        <w:rPr>
+          <w:rFonts w:ascii="Times New Roman" w:hAnsi="Times New Roman" w:cs="Times New Roman"/>
+          <w:lang w:val="tr-TR"/>
           <w:vertAlign w:val="subscript"/>
-          <w:lang w:val="tr-TR"/>
         </w:rPr>
         <w:t xml:space="preserve">3</w:t>
       </w:r>
@@ -1497,8 +1488,8 @@
       <w:r>
         <w:rPr>
           <w:rFonts w:ascii="Times New Roman" w:hAnsi="Times New Roman" w:cs="Times New Roman"/>
+          <w:lang w:val="tr-TR"/>
           <w:vertAlign w:val="superscript"/>
-          <w:lang w:val="tr-TR"/>
         </w:rPr>
         <w:t xml:space="preserve">+</w:t>
       </w:r>
@@ -1507,13 +1498,43 @@
           <w:rFonts w:ascii="Times New Roman" w:hAnsi="Times New Roman" w:cs="Times New Roman"/>
           <w:lang w:val="tr-TR"/>
         </w:rPr>
+        <w:t xml:space="preserve">] derişiminin asidin başlangıç derişimine eşit olduğunu fark ettiniz. Bu sonuç, monofonksiyonel kuvvetli asitlerin suda tamamen iyonlaşmasıyla açıklanabilir; bu nedenle çözeltideki H</w:t>
+      </w:r>
+      <w:r>
+        <w:rPr>
+          <w:rFonts w:ascii="Times New Roman" w:hAnsi="Times New Roman" w:cs="Times New Roman"/>
+          <w:lang w:val="tr-TR"/>
+          <w:vertAlign w:val="subscript"/>
+        </w:rPr>
+        <w:t xml:space="preserve">3</w:t>
+      </w:r>
+      <w:r>
+        <w:rPr>
+          <w:rFonts w:ascii="Times New Roman" w:hAnsi="Times New Roman" w:cs="Times New Roman"/>
+          <w:lang w:val="tr-TR"/>
+        </w:rPr>
+        <w:t xml:space="preserve">O</w:t>
+      </w:r>
+      <w:r>
+        <w:rPr>
+          <w:rFonts w:ascii="Times New Roman" w:hAnsi="Times New Roman" w:cs="Times New Roman"/>
+          <w:lang w:val="tr-TR"/>
+          <w:vertAlign w:val="superscript"/>
+        </w:rPr>
+        <w:t xml:space="preserve">+</w:t>
+      </w:r>
+      <w:r>
+        <w:rPr>
+          <w:rFonts w:ascii="Times New Roman" w:hAnsi="Times New Roman" w:cs="Times New Roman"/>
+          <w:lang w:val="tr-TR"/>
+        </w:rPr>
         <w:t xml:space="preserve"> iyon derişimi asidin derişimine eşittir: [H</w:t>
       </w:r>
       <w:r>
         <w:rPr>
           <w:rFonts w:ascii="Times New Roman" w:hAnsi="Times New Roman" w:cs="Times New Roman"/>
+          <w:lang w:val="tr-TR"/>
           <w:vertAlign w:val="subscript"/>
-          <w:lang w:val="tr-TR"/>
         </w:rPr>
         <w:t xml:space="preserve">3</w:t>
       </w:r>
@@ -1527,8 +1548,8 @@
       <w:r>
         <w:rPr>
           <w:rFonts w:ascii="Times New Roman" w:hAnsi="Times New Roman" w:cs="Times New Roman"/>
+          <w:lang w:val="tr-TR"/>
           <w:vertAlign w:val="superscript"/>
-          <w:lang w:val="tr-TR"/>
         </w:rPr>
         <w:t xml:space="preserve">+</w:t>
       </w:r>
@@ -1542,8 +1563,8 @@
       <w:r>
         <w:rPr>
           <w:rFonts w:ascii="Times New Roman" w:hAnsi="Times New Roman" w:cs="Times New Roman"/>
+          <w:lang w:val="tr-TR"/>
           <w:vertAlign w:val="subscript"/>
-          <w:lang w:val="tr-TR"/>
         </w:rPr>
         <w:t xml:space="preserve">a</w:t>
       </w:r>
@@ -1552,13 +1573,13 @@
           <w:rFonts w:ascii="Times New Roman" w:hAnsi="Times New Roman" w:cs="Times New Roman"/>
           <w:lang w:val="tr-TR"/>
         </w:rPr>
-        <w:t xml:space="preserve">. Benzer şekilde monofonksiyonel kuvvetli bazların çözeltisinde [OH</w:t>
-      </w:r>
-      <w:r>
-        <w:rPr>
-          <w:rFonts w:ascii="Times New Roman" w:hAnsi="Times New Roman" w:cs="Times New Roman"/>
+        <w:t xml:space="preserve">. 0,10 M NaOH çözeltisinde de [OH</w:t>
+      </w:r>
+      <w:r>
+        <w:rPr>
+          <w:rFonts w:ascii="Times New Roman" w:hAnsi="Times New Roman" w:cs="Times New Roman"/>
+          <w:lang w:val="tr-TR"/>
           <w:vertAlign w:val="superscript"/>
-          <w:lang w:val="tr-TR"/>
         </w:rPr>
         <w:t xml:space="preserve">−</w:t>
       </w:r>
@@ -1567,13 +1588,28 @@
           <w:rFonts w:ascii="Times New Roman" w:hAnsi="Times New Roman" w:cs="Times New Roman"/>
           <w:lang w:val="tr-TR"/>
         </w:rPr>
+        <w:t xml:space="preserve">] = 0,10 mol/L bulduğunuz gibi monofonksiyonel kuvvetli bazların çözeltisinde [OH</w:t>
+      </w:r>
+      <w:r>
+        <w:rPr>
+          <w:rFonts w:ascii="Times New Roman" w:hAnsi="Times New Roman" w:cs="Times New Roman"/>
+          <w:lang w:val="tr-TR"/>
+          <w:vertAlign w:val="superscript"/>
+        </w:rPr>
+        <w:t xml:space="preserve">−</w:t>
+      </w:r>
+      <w:r>
+        <w:rPr>
+          <w:rFonts w:ascii="Times New Roman" w:hAnsi="Times New Roman" w:cs="Times New Roman"/>
+          <w:lang w:val="tr-TR"/>
+        </w:rPr>
         <w:t xml:space="preserve">] = C</w:t>
       </w:r>
       <w:r>
         <w:rPr>
           <w:rFonts w:ascii="Times New Roman" w:hAnsi="Times New Roman" w:cs="Times New Roman"/>
+          <w:lang w:val="tr-TR"/>
           <w:vertAlign w:val="subscript"/>
-          <w:lang w:val="tr-TR"/>
         </w:rPr>
         <w:t xml:space="preserve">b</w:t>
       </w:r>
@@ -1587,8 +1623,8 @@
       <w:r>
         <w:rPr>
           <w:rFonts w:ascii="Times New Roman" w:hAnsi="Times New Roman" w:cs="Times New Roman"/>
+          <w:lang w:val="tr-TR"/>
           <w:vertAlign w:val="subscript"/>
-          <w:lang w:val="tr-TR"/>
         </w:rPr>
         <w:t xml:space="preserve">3</w:t>
       </w:r>
@@ -1602,8 +1638,8 @@
       <w:r>
         <w:rPr>
           <w:rFonts w:ascii="Times New Roman" w:hAnsi="Times New Roman" w:cs="Times New Roman"/>
+          <w:lang w:val="tr-TR"/>
           <w:vertAlign w:val="subscript"/>
-          <w:lang w:val="tr-TR"/>
         </w:rPr>
         <w:t xml:space="preserve">3</w:t>
       </w:r>
@@ -1617,8 +1653,8 @@
       <w:r>
         <w:rPr>
           <w:rFonts w:ascii="Times New Roman" w:hAnsi="Times New Roman" w:cs="Times New Roman"/>
+          <w:lang w:val="tr-TR"/>
           <w:vertAlign w:val="superscript"/>
-          <w:lang w:val="tr-TR"/>
         </w:rPr>
         <w:t xml:space="preserve">+</w:t>
       </w:r>
@@ -1632,8 +1668,8 @@
       <w:r>
         <w:rPr>
           <w:rFonts w:ascii="Times New Roman" w:hAnsi="Times New Roman" w:cs="Times New Roman"/>
+          <w:lang w:val="tr-TR"/>
           <w:vertAlign w:val="superscript"/>
-          <w:lang w:val="tr-TR"/>
         </w:rPr>
         <w:t xml:space="preserve">−</w:t>
       </w:r>
@@ -1647,8 +1683,8 @@
       <w:r>
         <w:rPr>
           <w:rFonts w:ascii="Times New Roman" w:hAnsi="Times New Roman" w:cs="Times New Roman"/>
+          <w:lang w:val="tr-TR"/>
           <w:vertAlign w:val="subscript"/>
-          <w:lang w:val="tr-TR"/>
         </w:rPr>
         <w:t xml:space="preserve">3</w:t>
       </w:r>
@@ -1662,8 +1698,8 @@
       <w:r>
         <w:rPr>
           <w:rFonts w:ascii="Times New Roman" w:hAnsi="Times New Roman" w:cs="Times New Roman"/>
+          <w:lang w:val="tr-TR"/>
           <w:vertAlign w:val="superscript"/>
-          <w:lang w:val="tr-TR"/>
         </w:rPr>
         <w:t xml:space="preserve">+</w:t>
       </w:r>
@@ -1677,8 +1713,8 @@
       <w:r>
         <w:rPr>
           <w:rFonts w:ascii="Times New Roman" w:hAnsi="Times New Roman" w:cs="Times New Roman"/>
+          <w:lang w:val="tr-TR"/>
           <w:vertAlign w:val="superscript"/>
-          <w:lang w:val="tr-TR"/>
         </w:rPr>
         <w:t xml:space="preserve">−</w:t>
       </w:r>
@@ -1701,24 +1737,15 @@
       <w:r>
         <w:rPr>
           <w:rFonts w:ascii="Times New Roman" w:hAnsi="Times New Roman" w:cs="Times New Roman"/>
-          <w:b/>
-          <w:bCs/>
-          <w:lang w:val="tr-TR"/>
-        </w:rPr>
-        <w:t xml:space="preserve">Zayıf Asit ve Zayıf Baz Çözeltilerinde pH:</w:t>
-      </w:r>
-      <w:r>
-        <w:rPr>
-          <w:rFonts w:ascii="Times New Roman" w:hAnsi="Times New Roman" w:cs="Times New Roman"/>
-          <w:lang w:val="tr-TR"/>
-        </w:rPr>
-        <w:t xml:space="preserve"> Zayıf asitler kısmen iyonlaştığı için [H</w:t>
-      </w:r>
-      <w:r>
-        <w:rPr>
-          <w:rFonts w:ascii="Times New Roman" w:hAnsi="Times New Roman" w:cs="Times New Roman"/>
+          <w:lang w:val="tr-TR"/>
+        </w:rPr>
+        <w:t xml:space="preserve">Zayıf Asit ve Zayıf Baz Çözeltilerinde pH: CH</w:t>
+      </w:r>
+      <w:r>
+        <w:rPr>
+          <w:rFonts w:ascii="Times New Roman" w:hAnsi="Times New Roman" w:cs="Times New Roman"/>
+          <w:lang w:val="tr-TR"/>
           <w:vertAlign w:val="subscript"/>
-          <w:lang w:val="tr-TR"/>
         </w:rPr>
         <w:t xml:space="preserve">3</w:t>
       </w:r>
@@ -1727,13 +1754,28 @@
           <w:rFonts w:ascii="Times New Roman" w:hAnsi="Times New Roman" w:cs="Times New Roman"/>
           <w:lang w:val="tr-TR"/>
         </w:rPr>
+        <w:t xml:space="preserve">COOH çözeltisi için aynı karşılaştırmayı yaptığınızda ise [H</w:t>
+      </w:r>
+      <w:r>
+        <w:rPr>
+          <w:rFonts w:ascii="Times New Roman" w:hAnsi="Times New Roman" w:cs="Times New Roman"/>
+          <w:lang w:val="tr-TR"/>
+          <w:vertAlign w:val="subscript"/>
+        </w:rPr>
+        <w:t xml:space="preserve">3</w:t>
+      </w:r>
+      <w:r>
+        <w:rPr>
+          <w:rFonts w:ascii="Times New Roman" w:hAnsi="Times New Roman" w:cs="Times New Roman"/>
+          <w:lang w:val="tr-TR"/>
+        </w:rPr>
         <w:t xml:space="preserve">O</w:t>
       </w:r>
       <w:r>
         <w:rPr>
           <w:rFonts w:ascii="Times New Roman" w:hAnsi="Times New Roman" w:cs="Times New Roman"/>
+          <w:lang w:val="tr-TR"/>
           <w:vertAlign w:val="superscript"/>
-          <w:lang w:val="tr-TR"/>
         </w:rPr>
         <w:t xml:space="preserve">+</w:t>
       </w:r>
@@ -1742,13 +1784,58 @@
           <w:rFonts w:ascii="Times New Roman" w:hAnsi="Times New Roman" w:cs="Times New Roman"/>
           <w:lang w:val="tr-TR"/>
         </w:rPr>
-        <w:t xml:space="preserve">] derişimi asidin başlangıç derişiminden çok küçüktür ve K</w:t>
-      </w:r>
-      <w:r>
-        <w:rPr>
-          <w:rFonts w:ascii="Times New Roman" w:hAnsi="Times New Roman" w:cs="Times New Roman"/>
+        <w:t xml:space="preserve">] derişiminin (yaklaşık 1,35·10</w:t>
+      </w:r>
+      <w:r>
+        <w:rPr>
+          <w:rFonts w:ascii="Times New Roman" w:hAnsi="Times New Roman" w:cs="Times New Roman"/>
+          <w:lang w:val="tr-TR"/>
+          <w:vertAlign w:val="superscript"/>
+        </w:rPr>
+        <w:t xml:space="preserve">-3</w:t>
+      </w:r>
+      <w:r>
+        <w:rPr>
+          <w:rFonts w:ascii="Times New Roman" w:hAnsi="Times New Roman" w:cs="Times New Roman"/>
+          <w:lang w:val="tr-TR"/>
+        </w:rPr>
+        <w:t xml:space="preserve"> mol/L) asidin başlangıç derişiminden (0,10 mol/L) çok küçük olduğunu gördünüz. Zayıf asitler kısmen iyonlaştığı için [H</w:t>
+      </w:r>
+      <w:r>
+        <w:rPr>
+          <w:rFonts w:ascii="Times New Roman" w:hAnsi="Times New Roman" w:cs="Times New Roman"/>
+          <w:lang w:val="tr-TR"/>
           <w:vertAlign w:val="subscript"/>
-          <w:lang w:val="tr-TR"/>
+        </w:rPr>
+        <w:t xml:space="preserve">3</w:t>
+      </w:r>
+      <w:r>
+        <w:rPr>
+          <w:rFonts w:ascii="Times New Roman" w:hAnsi="Times New Roman" w:cs="Times New Roman"/>
+          <w:lang w:val="tr-TR"/>
+        </w:rPr>
+        <w:t xml:space="preserve">O</w:t>
+      </w:r>
+      <w:r>
+        <w:rPr>
+          <w:rFonts w:ascii="Times New Roman" w:hAnsi="Times New Roman" w:cs="Times New Roman"/>
+          <w:lang w:val="tr-TR"/>
+          <w:vertAlign w:val="superscript"/>
+        </w:rPr>
+        <w:t xml:space="preserve">+</w:t>
+      </w:r>
+      <w:r>
+        <w:rPr>
+          <w:rFonts w:ascii="Times New Roman" w:hAnsi="Times New Roman" w:cs="Times New Roman"/>
+          <w:lang w:val="tr-TR"/>
+        </w:rPr>
+        <w:t xml:space="preserve">] derişimi yalnızca asidin derişiminden bulunamaz; K</w:t>
+      </w:r>
+      <w:r>
+        <w:rPr>
+          <w:rFonts w:ascii="Times New Roman" w:hAnsi="Times New Roman" w:cs="Times New Roman"/>
+          <w:lang w:val="tr-TR"/>
+          <w:vertAlign w:val="subscript"/>
         </w:rPr>
         <w:t xml:space="preserve">a</w:t>
       </w:r>
@@ -1762,8 +1849,8 @@
       <w:r>
         <w:rPr>
           <w:rFonts w:ascii="Times New Roman" w:hAnsi="Times New Roman" w:cs="Times New Roman"/>
+          <w:lang w:val="tr-TR"/>
           <w:vertAlign w:val="subscript"/>
-          <w:lang w:val="tr-TR"/>
         </w:rPr>
         <w:t xml:space="preserve">a</w:t>
       </w:r>

--- a/Kim11-2-9-pH-Hesaplamalari.docx
+++ b/Kim11-2-9-pH-Hesaplamalari.docx
@@ -36,7 +36,7 @@
           <w:rFonts w:ascii="Times New Roman" w:hAnsi="Times New Roman" w:cs="Times New Roman"/>
           <w:lang w:val="tr-TR"/>
         </w:rPr>
-        <w:t xml:space="preserve">Akvaryum suyunun, havuz suyunun ya da tarım toprağının pH değeri düzenli olarak ölçülür ve gerektiğinde ayarlanır (Görsel A). Bir çözeltiye ne kadar asit ya da baz eklenmesi gerektiğine karar verebilmek için çözeltinin pH değerinin önceden hesaplanabilmesi gerekir. Aynı derişimdeki kuvvetli ve zayıf asit çözeltilerinin pH değerleri aynı yöntemle mi hesaplanır? Bir etkinlik yaparak keşfediniz.</w:t>
+        <w:t xml:space="preserve">Akvaryum suyunun, havuz suyunun ya da tarım toprağının pH değeri düzenli olarak ölçülür ve gerektiğinde ayarlanır (Görsel A). Bir çözeltiye ne kadar asit ya da baz eklenmesi gerektiğine karar verebilmek için çözeltinin pH değerinin önceden hesaplanabilmesi gerekir. Aynı derişimdeki kuvvetli ve zayıf asit çözeltilerinin pH değerleri aynı yöntemle mi hesaplanır? Bir etkinlik yaparak keşfediniz. Analiz ve Keşif Atölyesi 2.9.’da derişimleri aynı olan kuvvetli ve zayıf asit-baz çözeltilerinin ölçülen pH değerlerinden yola çıkarak iyon derişimlerini hesaplayacak, bu hesaplamaların ortak ve farklı yönlerini listeleyerek karşılaştıracaksınız. Tablodaki verileri dikkatle okuyup yorumlarken veri okuryazarlığınızı, çalışmanızı kendi hazırladığınız bir plana göre adım adım yürütürken de öz düzenleme becerinizi ve çalışkanlık değerinizi geliştireceksiniz.</w:t>
       </w:r>
     </w:p>
     <w:tbl>
@@ -179,7 +179,7 @@
           <w:rFonts w:ascii="Times New Roman" w:hAnsi="Times New Roman" w:cs="Times New Roman"/>
           <w:lang w:val="tr-TR"/>
         </w:rPr>
-        <w:t xml:space="preserve">Hedefinize ulaşmak için bir çalışma planı yapınız ve bu planı uygulayınız. Aşağıdaki tabloda 25 °C’de derişimleri aynı olan bazı çözeltilerin ölçülen pH değerleri verilmiştir. Okulunuzda imkân varsa bu çözeltileri hazırlayarak pH değerlerini kendiniz ölçebilirsiniz.</w:t>
+        <w:t xml:space="preserve">Hedefinize ulaşmak için bir çalışma planı yapınız ve bu planı uygulayınız. Aşağıdaki tabloda 25 °C’de derişimleri aynı olan bazı çözeltilerin ölçülen pH değerleri verilmiştir. Okulunuzda imkân varsa bu çözeltileri hazırlayarak pH değerlerini kendiniz ölçebilirsiniz. Planınızda hangi verileri kullanacağınızı, hesaplamaları hangi sırayla yapacağınızı ve her adıma ne kadar zaman ayıracağınızı belirleyiniz; etkinlik sonunda planınıza ne ölçüde uyduğunuzu değerlendiriniz.</w:t>
       </w:r>
     </w:p>
     <w:tbl>
@@ -849,8 +849,8 @@
       <w:r>
         <w:rPr>
           <w:rFonts w:ascii="Times New Roman" w:hAnsi="Times New Roman" w:cs="Times New Roman"/>
+          <w:lang w:val="tr-TR"/>
           <w:vertAlign w:val="subscript"/>
-          <w:lang w:val="tr-TR"/>
         </w:rPr>
         <w:t xml:space="preserve">3</w:t>
       </w:r>
@@ -864,8 +864,8 @@
       <w:r>
         <w:rPr>
           <w:rFonts w:ascii="Times New Roman" w:hAnsi="Times New Roman" w:cs="Times New Roman"/>
+          <w:lang w:val="tr-TR"/>
           <w:vertAlign w:val="superscript"/>
-          <w:lang w:val="tr-TR"/>
         </w:rPr>
         <w:t xml:space="preserve">+</w:t>
       </w:r>
@@ -879,8 +879,8 @@
       <w:r>
         <w:rPr>
           <w:rFonts w:ascii="Times New Roman" w:hAnsi="Times New Roman" w:cs="Times New Roman"/>
+          <w:lang w:val="tr-TR"/>
           <w:vertAlign w:val="subscript"/>
-          <w:lang w:val="tr-TR"/>
         </w:rPr>
         <w:t xml:space="preserve">3</w:t>
       </w:r>
@@ -889,7 +889,37 @@
           <w:rFonts w:ascii="Times New Roman" w:hAnsi="Times New Roman" w:cs="Times New Roman"/>
           <w:lang w:val="tr-TR"/>
         </w:rPr>
-        <w:t xml:space="preserve">COOH çözeltisi için aynı karşılaştırmayı yapınız. Ne fark ediyorsunuz?</w:t>
+        <w:t xml:space="preserve">COOH çözeltisi için aynı karşılaştırmayı yapınız. Ne fark ediyorsunuz? Benzer karşılaştırmayı NaOH ve NH</w:t>
+      </w:r>
+      <w:r>
+        <w:rPr>
+          <w:rFonts w:ascii="Times New Roman" w:hAnsi="Times New Roman" w:cs="Times New Roman"/>
+          <w:lang w:val="tr-TR"/>
+          <w:vertAlign w:val="subscript"/>
+        </w:rPr>
+        <w:t xml:space="preserve">3</w:t>
+      </w:r>
+      <w:r>
+        <w:rPr>
+          <w:rFonts w:ascii="Times New Roman" w:hAnsi="Times New Roman" w:cs="Times New Roman"/>
+          <w:lang w:val="tr-TR"/>
+        </w:rPr>
+        <w:t xml:space="preserve"> çözeltilerindeki [OH</w:t>
+      </w:r>
+      <w:r>
+        <w:rPr>
+          <w:rFonts w:ascii="Times New Roman" w:hAnsi="Times New Roman" w:cs="Times New Roman"/>
+          <w:lang w:val="tr-TR"/>
+          <w:vertAlign w:val="superscript"/>
+        </w:rPr>
+        <w:t xml:space="preserve">−</w:t>
+      </w:r>
+      <w:r>
+        <w:rPr>
+          <w:rFonts w:ascii="Times New Roman" w:hAnsi="Times New Roman" w:cs="Times New Roman"/>
+          <w:lang w:val="tr-TR"/>
+        </w:rPr>
+        <w:t xml:space="preserve">] derişimleri ile bazların başlangıç derişimleri arasında da yapınız.</w:t>
       </w:r>
     </w:p>
     <w:p>
@@ -944,7 +974,7 @@
           <w:rFonts w:ascii="Times New Roman" w:hAnsi="Times New Roman" w:cs="Times New Roman"/>
           <w:lang w:val="tr-TR"/>
         </w:rPr>
-        <w:t xml:space="preserve">Kuvvetli asit ve zayıf asit çözeltilerinin pH değerine ilişkin özellikleri belirleyiniz.</w:t>
+        <w:t xml:space="preserve">Derişimleri aynı olan kuvvetli asit ve zayıf asit çözeltilerinin pH değerine ilişkin özellikleri belirleyiniz. Aynı işlemi derişimleri aynı olan kuvvetli baz ve zayıf baz çözeltileri için de yapınız.</w:t>
       </w:r>
     </w:p>
     <w:p>
@@ -1004,8 +1034,8 @@
       <w:r>
         <w:rPr>
           <w:rFonts w:ascii="Times New Roman" w:hAnsi="Times New Roman" w:cs="Times New Roman"/>
+          <w:lang w:val="tr-TR"/>
           <w:vertAlign w:val="subscript"/>
-          <w:lang w:val="tr-TR"/>
         </w:rPr>
         <w:t xml:space="preserve">3</w:t>
       </w:r>
@@ -1019,8 +1049,8 @@
       <w:r>
         <w:rPr>
           <w:rFonts w:ascii="Times New Roman" w:hAnsi="Times New Roman" w:cs="Times New Roman"/>
+          <w:lang w:val="tr-TR"/>
           <w:vertAlign w:val="subscript"/>
-          <w:lang w:val="tr-TR"/>
         </w:rPr>
         <w:t xml:space="preserve">a</w:t>
       </w:r>
@@ -1034,8 +1064,8 @@
       <w:r>
         <w:rPr>
           <w:rFonts w:ascii="Times New Roman" w:hAnsi="Times New Roman" w:cs="Times New Roman"/>
+          <w:lang w:val="tr-TR"/>
           <w:vertAlign w:val="superscript"/>
-          <w:lang w:val="tr-TR"/>
         </w:rPr>
         <w:t xml:space="preserve">-5</w:t>
       </w:r>
@@ -1049,8 +1079,8 @@
       <w:r>
         <w:rPr>
           <w:rFonts w:ascii="Times New Roman" w:hAnsi="Times New Roman" w:cs="Times New Roman"/>
+          <w:lang w:val="tr-TR"/>
           <w:vertAlign w:val="subscript"/>
-          <w:lang w:val="tr-TR"/>
         </w:rPr>
         <w:t xml:space="preserve">3</w:t>
       </w:r>
@@ -1059,7 +1089,7 @@
           <w:rFonts w:ascii="Times New Roman" w:hAnsi="Times New Roman" w:cs="Times New Roman"/>
           <w:lang w:val="tr-TR"/>
         </w:rPr>
-        <w:t xml:space="preserve">COOH çözeltisinin pH değerini hesaplamaya çalışınız. Hesapladığınız değeri ölçülen değerle karşılaştırınız.</w:t>
+        <w:t xml:space="preserve">COOH çözeltisinin pH değerini hesaplamaya çalışınız. Hesapladığınız değeri ölçülen değerle karşılaştırınız. Hesaplamanızda hangi yaklaşımları yaptığınızı yazınız ve iki değer arasındaki farkı verilere dayanarak yorumlayınız.</w:t>
       </w:r>
     </w:p>
     <w:p>

--- a/Kim11-2-9-pH-Hesaplamalari.docx
+++ b/Kim11-2-9-pH-Hesaplamalari.docx
@@ -1089,7 +1089,82 @@
           <w:rFonts w:ascii="Times New Roman" w:hAnsi="Times New Roman" w:cs="Times New Roman"/>
           <w:lang w:val="tr-TR"/>
         </w:rPr>
-        <w:t xml:space="preserve">COOH çözeltisinin pH değerini hesaplamaya çalışınız. Hesapladığınız değeri ölçülen değerle karşılaştırınız. Hesaplamanızda hangi yaklaşımları yaptığınızı yazınız ve iki değer arasındaki farkı verilere dayanarak yorumlayınız.</w:t>
+        <w:t xml:space="preserve">COOH çözeltisinin pH değerini hesaplamaya çalışınız. Aynı hesaplamayı K</w:t>
+      </w:r>
+      <w:r>
+        <w:rPr>
+          <w:rFonts w:ascii="Times New Roman" w:hAnsi="Times New Roman" w:cs="Times New Roman"/>
+          <w:lang w:val="tr-TR"/>
+          <w:vertAlign w:val="subscript"/>
+        </w:rPr>
+        <w:t xml:space="preserve">b</w:t>
+      </w:r>
+      <w:r>
+        <w:rPr>
+          <w:rFonts w:ascii="Times New Roman" w:hAnsi="Times New Roman" w:cs="Times New Roman"/>
+          <w:lang w:val="tr-TR"/>
+        </w:rPr>
+        <w:t xml:space="preserve"> = 1,8·10</w:t>
+      </w:r>
+      <w:r>
+        <w:rPr>
+          <w:rFonts w:ascii="Times New Roman" w:hAnsi="Times New Roman" w:cs="Times New Roman"/>
+          <w:lang w:val="tr-TR"/>
+          <w:vertAlign w:val="superscript"/>
+        </w:rPr>
+        <w:t xml:space="preserve">-5</w:t>
+      </w:r>
+      <w:r>
+        <w:rPr>
+          <w:rFonts w:ascii="Times New Roman" w:hAnsi="Times New Roman" w:cs="Times New Roman"/>
+          <w:lang w:val="tr-TR"/>
+        </w:rPr>
+        <w:t xml:space="preserve"> değerini kullanarak 0,10 M NH</w:t>
+      </w:r>
+      <w:r>
+        <w:rPr>
+          <w:rFonts w:ascii="Times New Roman" w:hAnsi="Times New Roman" w:cs="Times New Roman"/>
+          <w:lang w:val="tr-TR"/>
+          <w:vertAlign w:val="subscript"/>
+        </w:rPr>
+        <w:t xml:space="preserve">3</w:t>
+      </w:r>
+      <w:r>
+        <w:rPr>
+          <w:rFonts w:ascii="Times New Roman" w:hAnsi="Times New Roman" w:cs="Times New Roman"/>
+          <w:lang w:val="tr-TR"/>
+        </w:rPr>
+        <w:t xml:space="preserve"> çözeltisi için de yapınız. Hesapladığınız değerleri ölçülen değerlerle karşılaştırınız. Hesaplamanızda hangi yaklaşımları yaptığınızı yazınız ve bu yaklaşımların hangi koşulda büyük bir hataya yol açmayacağını asit ya da bazın derişimini K</w:t>
+      </w:r>
+      <w:r>
+        <w:rPr>
+          <w:rFonts w:ascii="Times New Roman" w:hAnsi="Times New Roman" w:cs="Times New Roman"/>
+          <w:lang w:val="tr-TR"/>
+          <w:vertAlign w:val="subscript"/>
+        </w:rPr>
+        <w:t xml:space="preserve">a</w:t>
+      </w:r>
+      <w:r>
+        <w:rPr>
+          <w:rFonts w:ascii="Times New Roman" w:hAnsi="Times New Roman" w:cs="Times New Roman"/>
+          <w:lang w:val="tr-TR"/>
+        </w:rPr>
+        <w:t xml:space="preserve"> ya da K</w:t>
+      </w:r>
+      <w:r>
+        <w:rPr>
+          <w:rFonts w:ascii="Times New Roman" w:hAnsi="Times New Roman" w:cs="Times New Roman"/>
+          <w:lang w:val="tr-TR"/>
+          <w:vertAlign w:val="subscript"/>
+        </w:rPr>
+        <w:t xml:space="preserve">b</w:t>
+      </w:r>
+      <w:r>
+        <w:rPr>
+          <w:rFonts w:ascii="Times New Roman" w:hAnsi="Times New Roman" w:cs="Times New Roman"/>
+          <w:lang w:val="tr-TR"/>
+        </w:rPr>
+        <w:t xml:space="preserve"> değeriyle karşılaştırarak tartışınız.</w:t>
       </w:r>
     </w:p>
     <w:p>
@@ -1498,7 +1573,7 @@
           <w:rFonts w:ascii="Times New Roman" w:hAnsi="Times New Roman" w:cs="Times New Roman"/>
           <w:lang w:val="tr-TR"/>
         </w:rPr>
-        <w:t xml:space="preserve">Kuvvetli Asit ve Kuvvetli Baz Çözeltilerinde pH: Analiz ve Keşif Atölyesi 2.9.’da 0,10 M HCl çözeltisinin ölçülen pH değerinden hesapladığınız [H</w:t>
+        <w:t xml:space="preserve">Kuvvetli Asit ve Kuvvetli Baz Çözeltilerinde pH: Kuvvetli asit ve bazların suda tamamen iyonlaştığı kabul edilir; iyonlaşma tepkimeleri tek yönlü olduğundan bu çözeltiler için denge bağıntısı yazılmaz. Monofonksiyonel kuvvetli bir asidin çözeltisinde H</w:t>
       </w:r>
       <w:r>
         <w:rPr>
@@ -1528,7 +1603,7 @@
           <w:rFonts w:ascii="Times New Roman" w:hAnsi="Times New Roman" w:cs="Times New Roman"/>
           <w:lang w:val="tr-TR"/>
         </w:rPr>
-        <w:t xml:space="preserve">] derişiminin asidin başlangıç derişimine eşit olduğunu fark ettiniz. Bu sonuç, monofonksiyonel kuvvetli asitlerin suda tamamen iyonlaşmasıyla açıklanabilir; bu nedenle çözeltideki H</w:t>
+        <w:t xml:space="preserve"> iyon derişimi asidin derişimine eşittir: [H</w:t>
       </w:r>
       <w:r>
         <w:rPr>
@@ -1558,7 +1633,7 @@
           <w:rFonts w:ascii="Times New Roman" w:hAnsi="Times New Roman" w:cs="Times New Roman"/>
           <w:lang w:val="tr-TR"/>
         </w:rPr>
-        <w:t xml:space="preserve"> iyon derişimi asidin derişimine eşittir: [H</w:t>
+        <w:t xml:space="preserve">] = C</w:t>
       </w:r>
       <w:r>
         <w:rPr>
@@ -1566,6 +1641,51 @@
           <w:lang w:val="tr-TR"/>
           <w:vertAlign w:val="subscript"/>
         </w:rPr>
+        <w:t xml:space="preserve">a</w:t>
+      </w:r>
+      <w:r>
+        <w:rPr>
+          <w:rFonts w:ascii="Times New Roman" w:hAnsi="Times New Roman" w:cs="Times New Roman"/>
+          <w:lang w:val="tr-TR"/>
+        </w:rPr>
+        <w:t xml:space="preserve">. Monofonksiyonel kuvvetli bir bazın çözeltisinde ise [OH</w:t>
+      </w:r>
+      <w:r>
+        <w:rPr>
+          <w:rFonts w:ascii="Times New Roman" w:hAnsi="Times New Roman" w:cs="Times New Roman"/>
+          <w:lang w:val="tr-TR"/>
+          <w:vertAlign w:val="superscript"/>
+        </w:rPr>
+        <w:t xml:space="preserve">−</w:t>
+      </w:r>
+      <w:r>
+        <w:rPr>
+          <w:rFonts w:ascii="Times New Roman" w:hAnsi="Times New Roman" w:cs="Times New Roman"/>
+          <w:lang w:val="tr-TR"/>
+        </w:rPr>
+        <w:t xml:space="preserve">] = C</w:t>
+      </w:r>
+      <w:r>
+        <w:rPr>
+          <w:rFonts w:ascii="Times New Roman" w:hAnsi="Times New Roman" w:cs="Times New Roman"/>
+          <w:lang w:val="tr-TR"/>
+          <w:vertAlign w:val="subscript"/>
+        </w:rPr>
+        <w:t xml:space="preserve">b</w:t>
+      </w:r>
+      <w:r>
+        <w:rPr>
+          <w:rFonts w:ascii="Times New Roman" w:hAnsi="Times New Roman" w:cs="Times New Roman"/>
+          <w:lang w:val="tr-TR"/>
+        </w:rPr>
+        <w:t xml:space="preserve">’dir. Örneğin 25 °C’de 0,010 M HNO</w:t>
+      </w:r>
+      <w:r>
+        <w:rPr>
+          <w:rFonts w:ascii="Times New Roman" w:hAnsi="Times New Roman" w:cs="Times New Roman"/>
+          <w:lang w:val="tr-TR"/>
+          <w:vertAlign w:val="subscript"/>
+        </w:rPr>
         <w:t xml:space="preserve">3</w:t>
       </w:r>
       <w:r>
@@ -1573,6 +1693,21 @@
           <w:rFonts w:ascii="Times New Roman" w:hAnsi="Times New Roman" w:cs="Times New Roman"/>
           <w:lang w:val="tr-TR"/>
         </w:rPr>
+        <w:t xml:space="preserve"> çözeltisinde [H</w:t>
+      </w:r>
+      <w:r>
+        <w:rPr>
+          <w:rFonts w:ascii="Times New Roman" w:hAnsi="Times New Roman" w:cs="Times New Roman"/>
+          <w:lang w:val="tr-TR"/>
+          <w:vertAlign w:val="subscript"/>
+        </w:rPr>
+        <w:t xml:space="preserve">3</w:t>
+      </w:r>
+      <w:r>
+        <w:rPr>
+          <w:rFonts w:ascii="Times New Roman" w:hAnsi="Times New Roman" w:cs="Times New Roman"/>
+          <w:lang w:val="tr-TR"/>
+        </w:rPr>
         <w:t xml:space="preserve">O</w:t>
       </w:r>
       <w:r>
@@ -1588,7 +1723,22 @@
           <w:rFonts w:ascii="Times New Roman" w:hAnsi="Times New Roman" w:cs="Times New Roman"/>
           <w:lang w:val="tr-TR"/>
         </w:rPr>
-        <w:t xml:space="preserve">] = C</w:t>
+        <w:t xml:space="preserve">] = 0,010 mol/L ve pH = 2’dir. Aynı sıcaklıkta 0,010 M KOH çözeltisinde ise [OH</w:t>
+      </w:r>
+      <w:r>
+        <w:rPr>
+          <w:rFonts w:ascii="Times New Roman" w:hAnsi="Times New Roman" w:cs="Times New Roman"/>
+          <w:lang w:val="tr-TR"/>
+          <w:vertAlign w:val="superscript"/>
+        </w:rPr>
+        <w:t xml:space="preserve">−</w:t>
+      </w:r>
+      <w:r>
+        <w:rPr>
+          <w:rFonts w:ascii="Times New Roman" w:hAnsi="Times New Roman" w:cs="Times New Roman"/>
+          <w:lang w:val="tr-TR"/>
+        </w:rPr>
+        <w:t xml:space="preserve">] = 0,010 mol/L, pOH = 2 ve pH = 12’dir. Bu hesaplamalarda suyun otoiyonizasyonundan gelen H</w:t>
       </w:r>
       <w:r>
         <w:rPr>
@@ -1596,14 +1746,14 @@
           <w:lang w:val="tr-TR"/>
           <w:vertAlign w:val="subscript"/>
         </w:rPr>
-        <w:t xml:space="preserve">a</w:t>
-      </w:r>
-      <w:r>
-        <w:rPr>
-          <w:rFonts w:ascii="Times New Roman" w:hAnsi="Times New Roman" w:cs="Times New Roman"/>
-          <w:lang w:val="tr-TR"/>
-        </w:rPr>
-        <w:t xml:space="preserve">. 0,10 M NaOH çözeltisinde de [OH</w:t>
+        <w:t xml:space="preserve">3</w:t>
+      </w:r>
+      <w:r>
+        <w:rPr>
+          <w:rFonts w:ascii="Times New Roman" w:hAnsi="Times New Roman" w:cs="Times New Roman"/>
+          <w:lang w:val="tr-TR"/>
+        </w:rPr>
+        <w:t xml:space="preserve">O</w:t>
       </w:r>
       <w:r>
         <w:rPr>
@@ -1611,6 +1761,21 @@
           <w:lang w:val="tr-TR"/>
           <w:vertAlign w:val="superscript"/>
         </w:rPr>
+        <w:t xml:space="preserve">+</w:t>
+      </w:r>
+      <w:r>
+        <w:rPr>
+          <w:rFonts w:ascii="Times New Roman" w:hAnsi="Times New Roman" w:cs="Times New Roman"/>
+          <w:lang w:val="tr-TR"/>
+        </w:rPr>
+        <w:t xml:space="preserve"> ve OH</w:t>
+      </w:r>
+      <w:r>
+        <w:rPr>
+          <w:rFonts w:ascii="Times New Roman" w:hAnsi="Times New Roman" w:cs="Times New Roman"/>
+          <w:lang w:val="tr-TR"/>
+          <w:vertAlign w:val="superscript"/>
+        </w:rPr>
         <w:t xml:space="preserve">−</w:t>
       </w:r>
       <w:r>
@@ -1618,7 +1783,7 @@
           <w:rFonts w:ascii="Times New Roman" w:hAnsi="Times New Roman" w:cs="Times New Roman"/>
           <w:lang w:val="tr-TR"/>
         </w:rPr>
-        <w:t xml:space="preserve">] = 0,10 mol/L bulduğunuz gibi monofonksiyonel kuvvetli bazların çözeltisinde [OH</w:t>
+        <w:t xml:space="preserve"> iyonları ihmal edilir. Asit ya da baz derişimi 10</w:t>
       </w:r>
       <w:r>
         <w:rPr>
@@ -1626,134 +1791,14 @@
           <w:lang w:val="tr-TR"/>
           <w:vertAlign w:val="superscript"/>
         </w:rPr>
-        <w:t xml:space="preserve">−</w:t>
-      </w:r>
-      <w:r>
-        <w:rPr>
-          <w:rFonts w:ascii="Times New Roman" w:hAnsi="Times New Roman" w:cs="Times New Roman"/>
-          <w:lang w:val="tr-TR"/>
-        </w:rPr>
-        <w:t xml:space="preserve">] = C</w:t>
-      </w:r>
-      <w:r>
-        <w:rPr>
-          <w:rFonts w:ascii="Times New Roman" w:hAnsi="Times New Roman" w:cs="Times New Roman"/>
-          <w:lang w:val="tr-TR"/>
-          <w:vertAlign w:val="subscript"/>
-        </w:rPr>
-        <w:t xml:space="preserve">b</w:t>
-      </w:r>
-      <w:r>
-        <w:rPr>
-          <w:rFonts w:ascii="Times New Roman" w:hAnsi="Times New Roman" w:cs="Times New Roman"/>
-          <w:lang w:val="tr-TR"/>
-        </w:rPr>
-        <w:t xml:space="preserve">’dir. Örneğin 0,010 M HNO</w:t>
-      </w:r>
-      <w:r>
-        <w:rPr>
-          <w:rFonts w:ascii="Times New Roman" w:hAnsi="Times New Roman" w:cs="Times New Roman"/>
-          <w:lang w:val="tr-TR"/>
-          <w:vertAlign w:val="subscript"/>
-        </w:rPr>
-        <w:t xml:space="preserve">3</w:t>
-      </w:r>
-      <w:r>
-        <w:rPr>
-          <w:rFonts w:ascii="Times New Roman" w:hAnsi="Times New Roman" w:cs="Times New Roman"/>
-          <w:lang w:val="tr-TR"/>
-        </w:rPr>
-        <w:t xml:space="preserve"> çözeltisinde [H</w:t>
-      </w:r>
-      <w:r>
-        <w:rPr>
-          <w:rFonts w:ascii="Times New Roman" w:hAnsi="Times New Roman" w:cs="Times New Roman"/>
-          <w:lang w:val="tr-TR"/>
-          <w:vertAlign w:val="subscript"/>
-        </w:rPr>
-        <w:t xml:space="preserve">3</w:t>
-      </w:r>
-      <w:r>
-        <w:rPr>
-          <w:rFonts w:ascii="Times New Roman" w:hAnsi="Times New Roman" w:cs="Times New Roman"/>
-          <w:lang w:val="tr-TR"/>
-        </w:rPr>
-        <w:t xml:space="preserve">O</w:t>
-      </w:r>
-      <w:r>
-        <w:rPr>
-          <w:rFonts w:ascii="Times New Roman" w:hAnsi="Times New Roman" w:cs="Times New Roman"/>
-          <w:lang w:val="tr-TR"/>
-          <w:vertAlign w:val="superscript"/>
-        </w:rPr>
-        <w:t xml:space="preserve">+</w:t>
-      </w:r>
-      <w:r>
-        <w:rPr>
-          <w:rFonts w:ascii="Times New Roman" w:hAnsi="Times New Roman" w:cs="Times New Roman"/>
-          <w:lang w:val="tr-TR"/>
-        </w:rPr>
-        <w:t xml:space="preserve">] = 0,010 mol/L ve pH = 2’dir. 0,010 M KOH çözeltisinde ise [OH</w:t>
-      </w:r>
-      <w:r>
-        <w:rPr>
-          <w:rFonts w:ascii="Times New Roman" w:hAnsi="Times New Roman" w:cs="Times New Roman"/>
-          <w:lang w:val="tr-TR"/>
-          <w:vertAlign w:val="superscript"/>
-        </w:rPr>
-        <w:t xml:space="preserve">−</w:t>
-      </w:r>
-      <w:r>
-        <w:rPr>
-          <w:rFonts w:ascii="Times New Roman" w:hAnsi="Times New Roman" w:cs="Times New Roman"/>
-          <w:lang w:val="tr-TR"/>
-        </w:rPr>
-        <w:t xml:space="preserve">] = 0,010 mol/L, pOH = 2 ve pH = 12’dir. Bu hesaplamalarda suyun otoiyonizasyonundan gelen H</w:t>
-      </w:r>
-      <w:r>
-        <w:rPr>
-          <w:rFonts w:ascii="Times New Roman" w:hAnsi="Times New Roman" w:cs="Times New Roman"/>
-          <w:lang w:val="tr-TR"/>
-          <w:vertAlign w:val="subscript"/>
-        </w:rPr>
-        <w:t xml:space="preserve">3</w:t>
-      </w:r>
-      <w:r>
-        <w:rPr>
-          <w:rFonts w:ascii="Times New Roman" w:hAnsi="Times New Roman" w:cs="Times New Roman"/>
-          <w:lang w:val="tr-TR"/>
-        </w:rPr>
-        <w:t xml:space="preserve">O</w:t>
-      </w:r>
-      <w:r>
-        <w:rPr>
-          <w:rFonts w:ascii="Times New Roman" w:hAnsi="Times New Roman" w:cs="Times New Roman"/>
-          <w:lang w:val="tr-TR"/>
-          <w:vertAlign w:val="superscript"/>
-        </w:rPr>
-        <w:t xml:space="preserve">+</w:t>
-      </w:r>
-      <w:r>
-        <w:rPr>
-          <w:rFonts w:ascii="Times New Roman" w:hAnsi="Times New Roman" w:cs="Times New Roman"/>
-          <w:lang w:val="tr-TR"/>
-        </w:rPr>
-        <w:t xml:space="preserve"> ve OH</w:t>
-      </w:r>
-      <w:r>
-        <w:rPr>
-          <w:rFonts w:ascii="Times New Roman" w:hAnsi="Times New Roman" w:cs="Times New Roman"/>
-          <w:lang w:val="tr-TR"/>
-          <w:vertAlign w:val="superscript"/>
-        </w:rPr>
-        <w:t xml:space="preserve">−</w:t>
-      </w:r>
-      <w:r>
-        <w:rPr>
-          <w:rFonts w:ascii="Times New Roman" w:hAnsi="Times New Roman" w:cs="Times New Roman"/>
-          <w:lang w:val="tr-TR"/>
-        </w:rPr>
-        <w:t xml:space="preserve"> iyonları, asit ya da bazdan gelen iyonların yanında çok az olduğu için ihmal edilir.</w:t>
+        <w:t xml:space="preserve">-6</w:t>
+      </w:r>
+      <w:r>
+        <w:rPr>
+          <w:rFonts w:ascii="Times New Roman" w:hAnsi="Times New Roman" w:cs="Times New Roman"/>
+          <w:lang w:val="tr-TR"/>
+        </w:rPr>
+        <w:t xml:space="preserve"> mol/L’den çok büyük olduğunda sudan gelen iyonlar asit ya da bazdan gelen iyonların yanında çok az kaldığı için bu ihmal büyük bir hataya yol açmaz.</w:t>
       </w:r>
     </w:p>
     <w:p>
@@ -1769,7 +1814,7 @@
           <w:rFonts w:ascii="Times New Roman" w:hAnsi="Times New Roman" w:cs="Times New Roman"/>
           <w:lang w:val="tr-TR"/>
         </w:rPr>
-        <w:t xml:space="preserve">Zayıf Asit ve Zayıf Baz Çözeltilerinde pH: CH</w:t>
+        <w:t xml:space="preserve">Zayıf Asit ve Zayıf Baz Çözeltilerinde pH: Zayıf asitler kısmen iyonlaştığı için çözeltideki [H</w:t>
       </w:r>
       <w:r>
         <w:rPr>
@@ -1784,7 +1829,22 @@
           <w:rFonts w:ascii="Times New Roman" w:hAnsi="Times New Roman" w:cs="Times New Roman"/>
           <w:lang w:val="tr-TR"/>
         </w:rPr>
-        <w:t xml:space="preserve">COOH çözeltisi için aynı karşılaştırmayı yaptığınızda ise [H</w:t>
+        <w:t xml:space="preserve">O</w:t>
+      </w:r>
+      <w:r>
+        <w:rPr>
+          <w:rFonts w:ascii="Times New Roman" w:hAnsi="Times New Roman" w:cs="Times New Roman"/>
+          <w:lang w:val="tr-TR"/>
+          <w:vertAlign w:val="superscript"/>
+        </w:rPr>
+        <w:t xml:space="preserve">+</w:t>
+      </w:r>
+      <w:r>
+        <w:rPr>
+          <w:rFonts w:ascii="Times New Roman" w:hAnsi="Times New Roman" w:cs="Times New Roman"/>
+          <w:lang w:val="tr-TR"/>
+        </w:rPr>
+        <w:t xml:space="preserve">] derişimi asidin başlangıç derişiminden çok küçüktür ve yalnızca asidin derişiminden bulunamaz; hesaplamada asitlik sabiti (K</w:t>
       </w:r>
       <w:r>
         <w:rPr>
@@ -1792,44 +1852,14 @@
           <w:lang w:val="tr-TR"/>
           <w:vertAlign w:val="subscript"/>
         </w:rPr>
-        <w:t xml:space="preserve">3</w:t>
-      </w:r>
-      <w:r>
-        <w:rPr>
-          <w:rFonts w:ascii="Times New Roman" w:hAnsi="Times New Roman" w:cs="Times New Roman"/>
-          <w:lang w:val="tr-TR"/>
-        </w:rPr>
-        <w:t xml:space="preserve">O</w:t>
-      </w:r>
-      <w:r>
-        <w:rPr>
-          <w:rFonts w:ascii="Times New Roman" w:hAnsi="Times New Roman" w:cs="Times New Roman"/>
-          <w:lang w:val="tr-TR"/>
-          <w:vertAlign w:val="superscript"/>
-        </w:rPr>
-        <w:t xml:space="preserve">+</w:t>
-      </w:r>
-      <w:r>
-        <w:rPr>
-          <w:rFonts w:ascii="Times New Roman" w:hAnsi="Times New Roman" w:cs="Times New Roman"/>
-          <w:lang w:val="tr-TR"/>
-        </w:rPr>
-        <w:t xml:space="preserve">] derişiminin (yaklaşık 1,35·10</w:t>
-      </w:r>
-      <w:r>
-        <w:rPr>
-          <w:rFonts w:ascii="Times New Roman" w:hAnsi="Times New Roman" w:cs="Times New Roman"/>
-          <w:lang w:val="tr-TR"/>
-          <w:vertAlign w:val="superscript"/>
-        </w:rPr>
-        <w:t xml:space="preserve">-3</w:t>
-      </w:r>
-      <w:r>
-        <w:rPr>
-          <w:rFonts w:ascii="Times New Roman" w:hAnsi="Times New Roman" w:cs="Times New Roman"/>
-          <w:lang w:val="tr-TR"/>
-        </w:rPr>
-        <w:t xml:space="preserve"> mol/L) asidin başlangıç derişiminden (0,10 mol/L) çok küçük olduğunu gördünüz. Zayıf asitler kısmen iyonlaştığı için [H</w:t>
+        <w:t xml:space="preserve">a</w:t>
+      </w:r>
+      <w:r>
+        <w:rPr>
+          <w:rFonts w:ascii="Times New Roman" w:hAnsi="Times New Roman" w:cs="Times New Roman"/>
+          <w:lang w:val="tr-TR"/>
+        </w:rPr>
+        <w:t xml:space="preserve">) kullanılır. Başlangıç derişimi C</w:t>
       </w:r>
       <w:r>
         <w:rPr>
@@ -1837,36 +1867,6 @@
           <w:lang w:val="tr-TR"/>
           <w:vertAlign w:val="subscript"/>
         </w:rPr>
-        <w:t xml:space="preserve">3</w:t>
-      </w:r>
-      <w:r>
-        <w:rPr>
-          <w:rFonts w:ascii="Times New Roman" w:hAnsi="Times New Roman" w:cs="Times New Roman"/>
-          <w:lang w:val="tr-TR"/>
-        </w:rPr>
-        <w:t xml:space="preserve">O</w:t>
-      </w:r>
-      <w:r>
-        <w:rPr>
-          <w:rFonts w:ascii="Times New Roman" w:hAnsi="Times New Roman" w:cs="Times New Roman"/>
-          <w:lang w:val="tr-TR"/>
-          <w:vertAlign w:val="superscript"/>
-        </w:rPr>
-        <w:t xml:space="preserve">+</w:t>
-      </w:r>
-      <w:r>
-        <w:rPr>
-          <w:rFonts w:ascii="Times New Roman" w:hAnsi="Times New Roman" w:cs="Times New Roman"/>
-          <w:lang w:val="tr-TR"/>
-        </w:rPr>
-        <w:t xml:space="preserve">] derişimi yalnızca asidin derişiminden bulunamaz; K</w:t>
-      </w:r>
-      <w:r>
-        <w:rPr>
-          <w:rFonts w:ascii="Times New Roman" w:hAnsi="Times New Roman" w:cs="Times New Roman"/>
-          <w:lang w:val="tr-TR"/>
-          <w:vertAlign w:val="subscript"/>
-        </w:rPr>
         <w:t xml:space="preserve">a</w:t>
       </w:r>
       <w:r>
@@ -1874,22 +1874,7 @@
           <w:rFonts w:ascii="Times New Roman" w:hAnsi="Times New Roman" w:cs="Times New Roman"/>
           <w:lang w:val="tr-TR"/>
         </w:rPr>
-        <w:t xml:space="preserve"> kullanılarak hesaplanır. Başlangıç derişimi C</w:t>
-      </w:r>
-      <w:r>
-        <w:rPr>
-          <w:rFonts w:ascii="Times New Roman" w:hAnsi="Times New Roman" w:cs="Times New Roman"/>
-          <w:lang w:val="tr-TR"/>
-          <w:vertAlign w:val="subscript"/>
-        </w:rPr>
-        <w:t xml:space="preserve">a</w:t>
-      </w:r>
-      <w:r>
-        <w:rPr>
-          <w:rFonts w:ascii="Times New Roman" w:hAnsi="Times New Roman" w:cs="Times New Roman"/>
-          <w:lang w:val="tr-TR"/>
-        </w:rPr>
-        <w:t xml:space="preserve"> olan bir HA çözeltisinde x mol/L asit iyonlaşırsa:</w:t>
+        <w:t xml:space="preserve"> olan monofonksiyonel zayıf bir HA asidinin çözeltisinde x mol/L asit iyonlaşırsa:</w:t>
       </w:r>
     </w:p>
     <w:tbl>
@@ -2823,8 +2808,8 @@
       <w:r>
         <w:rPr>
           <w:rFonts w:ascii="Times New Roman" w:hAnsi="Times New Roman" w:cs="Times New Roman"/>
+          <w:lang w:val="tr-TR"/>
           <w:vertAlign w:val="subscript"/>
-          <w:lang w:val="tr-TR"/>
         </w:rPr>
         <w:t xml:space="preserve">a</w:t>
       </w:r>
@@ -2838,8 +2823,8 @@
       <w:r>
         <w:rPr>
           <w:rFonts w:ascii="Times New Roman" w:hAnsi="Times New Roman" w:cs="Times New Roman"/>
+          <w:lang w:val="tr-TR"/>
           <w:vertAlign w:val="subscript"/>
-          <w:lang w:val="tr-TR"/>
         </w:rPr>
         <w:t xml:space="preserve">a</w:t>
       </w:r>
@@ -2853,8 +2838,8 @@
       <w:r>
         <w:rPr>
           <w:rFonts w:ascii="Times New Roman" w:hAnsi="Times New Roman" w:cs="Times New Roman"/>
+          <w:lang w:val="tr-TR"/>
           <w:vertAlign w:val="subscript"/>
-          <w:lang w:val="tr-TR"/>
         </w:rPr>
         <w:t xml:space="preserve">a</w:t>
       </w:r>
@@ -2868,8 +2853,8 @@
       <w:r>
         <w:rPr>
           <w:rFonts w:ascii="Times New Roman" w:hAnsi="Times New Roman" w:cs="Times New Roman"/>
+          <w:lang w:val="tr-TR"/>
           <w:vertAlign w:val="subscript"/>
-          <w:lang w:val="tr-TR"/>
         </w:rPr>
         <w:t xml:space="preserve">a</w:t>
       </w:r>
@@ -2883,8 +2868,8 @@
       <w:r>
         <w:rPr>
           <w:rFonts w:ascii="Times New Roman" w:hAnsi="Times New Roman" w:cs="Times New Roman"/>
+          <w:lang w:val="tr-TR"/>
           <w:vertAlign w:val="subscript"/>
-          <w:lang w:val="tr-TR"/>
         </w:rPr>
         <w:t xml:space="preserve">a</w:t>
       </w:r>
@@ -2898,8 +2883,8 @@
       <w:r>
         <w:rPr>
           <w:rFonts w:ascii="Times New Roman" w:hAnsi="Times New Roman" w:cs="Times New Roman"/>
+          <w:lang w:val="tr-TR"/>
           <w:vertAlign w:val="superscript"/>
-          <w:lang w:val="tr-TR"/>
         </w:rPr>
         <w:t xml:space="preserve">2</w:t>
       </w:r>
@@ -2908,13 +2893,13 @@
           <w:rFonts w:ascii="Times New Roman" w:hAnsi="Times New Roman" w:cs="Times New Roman"/>
           <w:lang w:val="tr-TR"/>
         </w:rPr>
-        <w:t xml:space="preserve">) büyük bir hataya yol açmaz. Zayıf bazlar için de aynı yol izlenir: [OH</w:t>
-      </w:r>
-      <w:r>
-        <w:rPr>
-          <w:rFonts w:ascii="Times New Roman" w:hAnsi="Times New Roman" w:cs="Times New Roman"/>
+        <w:t xml:space="preserve">) büyük bir hataya yol açmaz. Monofonksiyonel zayıf bazlar için de aynı yol izlenir: [OH</w:t>
+      </w:r>
+      <w:r>
+        <w:rPr>
+          <w:rFonts w:ascii="Times New Roman" w:hAnsi="Times New Roman" w:cs="Times New Roman"/>
+          <w:lang w:val="tr-TR"/>
           <w:vertAlign w:val="superscript"/>
-          <w:lang w:val="tr-TR"/>
         </w:rPr>
         <w:t xml:space="preserve">−</w:t>
       </w:r>
@@ -2928,8 +2913,8 @@
       <w:r>
         <w:rPr>
           <w:rFonts w:ascii="Times New Roman" w:hAnsi="Times New Roman" w:cs="Times New Roman"/>
+          <w:lang w:val="tr-TR"/>
           <w:vertAlign w:val="subscript"/>
-          <w:lang w:val="tr-TR"/>
         </w:rPr>
         <w:t xml:space="preserve">b</w:t>
       </w:r>
@@ -2943,8 +2928,8 @@
       <w:r>
         <w:rPr>
           <w:rFonts w:ascii="Times New Roman" w:hAnsi="Times New Roman" w:cs="Times New Roman"/>
+          <w:lang w:val="tr-TR"/>
           <w:vertAlign w:val="subscript"/>
-          <w:lang w:val="tr-TR"/>
         </w:rPr>
         <w:t xml:space="preserve">b</w:t>
       </w:r>
@@ -2958,8 +2943,8 @@
       <w:r>
         <w:rPr>
           <w:rFonts w:ascii="Times New Roman" w:hAnsi="Times New Roman" w:cs="Times New Roman"/>
+          <w:lang w:val="tr-TR"/>
           <w:vertAlign w:val="subscript"/>
-          <w:lang w:val="tr-TR"/>
         </w:rPr>
         <w:t xml:space="preserve">b</w:t>
       </w:r>
@@ -2973,8 +2958,8 @@
       <w:r>
         <w:rPr>
           <w:rFonts w:ascii="Times New Roman" w:hAnsi="Times New Roman" w:cs="Times New Roman"/>
+          <w:lang w:val="tr-TR"/>
           <w:vertAlign w:val="subscript"/>
-          <w:lang w:val="tr-TR"/>
         </w:rPr>
         <w:t xml:space="preserve">b</w:t>
       </w:r>
@@ -2988,8 +2973,8 @@
       <w:r>
         <w:rPr>
           <w:rFonts w:ascii="Times New Roman" w:hAnsi="Times New Roman" w:cs="Times New Roman"/>
+          <w:lang w:val="tr-TR"/>
           <w:vertAlign w:val="superscript"/>
-          <w:lang w:val="tr-TR"/>
         </w:rPr>
         <w:t xml:space="preserve">2</w:t>
       </w:r>
@@ -2998,7 +2983,7 @@
           <w:rFonts w:ascii="Times New Roman" w:hAnsi="Times New Roman" w:cs="Times New Roman"/>
           <w:lang w:val="tr-TR"/>
         </w:rPr>
-        <w:t xml:space="preserve"> ise).</w:t>
+        <w:t xml:space="preserve"> ise). Kuvvetli ve zayıf asit/baz çözeltilerinde pH hesaplamalarının benzer ve farklı yönleri Tablo A’da özetlenmiştir.</w:t>
       </w:r>
     </w:p>
     <w:p>
@@ -3279,8 +3264,8 @@
             <w:r>
               <w:rPr>
                 <w:rFonts w:ascii="Times New Roman" w:hAnsi="Times New Roman" w:cs="Times New Roman"/>
+                <w:lang w:val="tr-TR"/>
                 <w:vertAlign w:val="subscript"/>
-                <w:lang w:val="tr-TR"/>
               </w:rPr>
               <w:t xml:space="preserve">a</w:t>
             </w:r>
@@ -3294,10 +3279,17 @@
             <w:r>
               <w:rPr>
                 <w:rFonts w:ascii="Times New Roman" w:hAnsi="Times New Roman" w:cs="Times New Roman"/>
+                <w:lang w:val="tr-TR"/>
                 <w:vertAlign w:val="subscript"/>
-                <w:lang w:val="tr-TR"/>
               </w:rPr>
               <w:t xml:space="preserve">b</w:t>
+            </w:r>
+            <w:r>
+              <w:rPr>
+                <w:rFonts w:ascii="Times New Roman" w:hAnsi="Times New Roman" w:cs="Times New Roman"/>
+                <w:lang w:val="tr-TR"/>
+              </w:rPr>
+              <w:t xml:space="preserve"> (monofonksiyonel)</w:t>
             </w:r>
           </w:p>
         </w:tc>
@@ -4184,28 +4176,13 @@
           <w:rFonts w:ascii="Times New Roman" w:hAnsi="Times New Roman" w:cs="Times New Roman"/>
           <w:lang w:val="tr-TR"/>
         </w:rPr>
-        <w:t xml:space="preserve">25 °C’de 0,10 M CH</w:t>
-      </w:r>
-      <w:r>
-        <w:rPr>
-          <w:rFonts w:ascii="Times New Roman" w:hAnsi="Times New Roman" w:cs="Times New Roman"/>
+        <w:t xml:space="preserve">25 °C’de 0,050 M HCOOH çözeltisinin pH değerini ve iyonlaşma yüzdesini hesaplayınız. (K</w:t>
+      </w:r>
+      <w:r>
+        <w:rPr>
+          <w:rFonts w:ascii="Times New Roman" w:hAnsi="Times New Roman" w:cs="Times New Roman"/>
+          <w:lang w:val="tr-TR"/>
           <w:vertAlign w:val="subscript"/>
-          <w:lang w:val="tr-TR"/>
-        </w:rPr>
-        <w:t xml:space="preserve">3</w:t>
-      </w:r>
-      <w:r>
-        <w:rPr>
-          <w:rFonts w:ascii="Times New Roman" w:hAnsi="Times New Roman" w:cs="Times New Roman"/>
-          <w:lang w:val="tr-TR"/>
-        </w:rPr>
-        <w:t xml:space="preserve">COOH çözeltisinin pH değerini ve iyonlaşma yüzdesini hesaplayınız. (K</w:t>
-      </w:r>
-      <w:r>
-        <w:rPr>
-          <w:rFonts w:ascii="Times New Roman" w:hAnsi="Times New Roman" w:cs="Times New Roman"/>
-          <w:vertAlign w:val="subscript"/>
-          <w:lang w:val="tr-TR"/>
         </w:rPr>
         <w:t xml:space="preserve">a</w:t>
       </w:r>
@@ -4219,17 +4196,17 @@
       <w:r>
         <w:rPr>
           <w:rFonts w:ascii="Times New Roman" w:hAnsi="Times New Roman" w:cs="Times New Roman"/>
+          <w:lang w:val="tr-TR"/>
           <w:vertAlign w:val="superscript"/>
-          <w:lang w:val="tr-TR"/>
-        </w:rPr>
-        <w:t xml:space="preserve">-5</w:t>
-      </w:r>
-      <w:r>
-        <w:rPr>
-          <w:rFonts w:ascii="Times New Roman" w:hAnsi="Times New Roman" w:cs="Times New Roman"/>
-          <w:lang w:val="tr-TR"/>
-        </w:rPr>
-        <w:t xml:space="preserve">, √1,8 ≈ 1,34, log 1,34 = 0,13)</w:t>
+        </w:rPr>
+        <w:t xml:space="preserve">-4</w:t>
+      </w:r>
+      <w:r>
+        <w:rPr>
+          <w:rFonts w:ascii="Times New Roman" w:hAnsi="Times New Roman" w:cs="Times New Roman"/>
+          <w:lang w:val="tr-TR"/>
+        </w:rPr>
+        <w:t xml:space="preserve">, log 3 = 0,48)</w:t>
       </w:r>
     </w:p>
     <w:p>
@@ -4268,8 +4245,8 @@
       <w:r>
         <w:rPr>
           <w:rFonts w:ascii="Times New Roman" w:hAnsi="Times New Roman" w:cs="Times New Roman"/>
+          <w:lang w:val="tr-TR"/>
           <w:vertAlign w:val="subscript"/>
-          <w:lang w:val="tr-TR"/>
         </w:rPr>
         <w:t xml:space="preserve">a</w:t>
       </w:r>
@@ -4283,8 +4260,8 @@
       <w:r>
         <w:rPr>
           <w:rFonts w:ascii="Times New Roman" w:hAnsi="Times New Roman" w:cs="Times New Roman"/>
+          <w:lang w:val="tr-TR"/>
           <w:vertAlign w:val="subscript"/>
-          <w:lang w:val="tr-TR"/>
         </w:rPr>
         <w:t xml:space="preserve">a</w:t>
       </w:r>
@@ -4293,30 +4270,30 @@
           <w:rFonts w:ascii="Times New Roman" w:hAnsi="Times New Roman" w:cs="Times New Roman"/>
           <w:lang w:val="tr-TR"/>
         </w:rPr>
-        <w:t xml:space="preserve"> = 0,10 / 1,8·10</w:t>
-      </w:r>
-      <w:r>
-        <w:rPr>
-          <w:rFonts w:ascii="Times New Roman" w:hAnsi="Times New Roman" w:cs="Times New Roman"/>
+        <w:t xml:space="preserve"> = 0,050 / 1,8·10</w:t>
+      </w:r>
+      <w:r>
+        <w:rPr>
+          <w:rFonts w:ascii="Times New Roman" w:hAnsi="Times New Roman" w:cs="Times New Roman"/>
+          <w:lang w:val="tr-TR"/>
           <w:vertAlign w:val="superscript"/>
-          <w:lang w:val="tr-TR"/>
-        </w:rPr>
-        <w:t xml:space="preserve">-5</w:t>
-      </w:r>
-      <w:r>
-        <w:rPr>
-          <w:rFonts w:ascii="Times New Roman" w:hAnsi="Times New Roman" w:cs="Times New Roman"/>
-          <w:lang w:val="tr-TR"/>
-        </w:rPr>
-        <w:t xml:space="preserve"> ≈ 5,6·10</w:t>
-      </w:r>
-      <w:r>
-        <w:rPr>
-          <w:rFonts w:ascii="Times New Roman" w:hAnsi="Times New Roman" w:cs="Times New Roman"/>
+        </w:rPr>
+        <w:t xml:space="preserve">-4</w:t>
+      </w:r>
+      <w:r>
+        <w:rPr>
+          <w:rFonts w:ascii="Times New Roman" w:hAnsi="Times New Roman" w:cs="Times New Roman"/>
+          <w:lang w:val="tr-TR"/>
+        </w:rPr>
+        <w:t xml:space="preserve"> ≈ 2,8·10</w:t>
+      </w:r>
+      <w:r>
+        <w:rPr>
+          <w:rFonts w:ascii="Times New Roman" w:hAnsi="Times New Roman" w:cs="Times New Roman"/>
+          <w:lang w:val="tr-TR"/>
           <w:vertAlign w:val="superscript"/>
-          <w:lang w:val="tr-TR"/>
-        </w:rPr>
-        <w:t xml:space="preserve">3</w:t>
+        </w:rPr>
+        <w:t xml:space="preserve">2</w:t>
       </w:r>
       <w:r>
         <w:rPr>
@@ -4328,8 +4305,8 @@
       <w:r>
         <w:rPr>
           <w:rFonts w:ascii="Times New Roman" w:hAnsi="Times New Roman" w:cs="Times New Roman"/>
+          <w:lang w:val="tr-TR"/>
           <w:vertAlign w:val="superscript"/>
-          <w:lang w:val="tr-TR"/>
         </w:rPr>
         <w:t xml:space="preserve">2</w:t>
       </w:r>
@@ -4338,7 +4315,37 @@
           <w:rFonts w:ascii="Times New Roman" w:hAnsi="Times New Roman" w:cs="Times New Roman"/>
           <w:lang w:val="tr-TR"/>
         </w:rPr>
-        <w:t xml:space="preserve"> olduğundan ihmal yapılabilir.</w:t>
+        <w:t xml:space="preserve"> olduğundan C</w:t>
+      </w:r>
+      <w:r>
+        <w:rPr>
+          <w:rFonts w:ascii="Times New Roman" w:hAnsi="Times New Roman" w:cs="Times New Roman"/>
+          <w:lang w:val="tr-TR"/>
+          <w:vertAlign w:val="subscript"/>
+        </w:rPr>
+        <w:t xml:space="preserve">a</w:t>
+      </w:r>
+      <w:r>
+        <w:rPr>
+          <w:rFonts w:ascii="Times New Roman" w:hAnsi="Times New Roman" w:cs="Times New Roman"/>
+          <w:lang w:val="tr-TR"/>
+        </w:rPr>
+        <w:t xml:space="preserve"> − x ≈ C</w:t>
+      </w:r>
+      <w:r>
+        <w:rPr>
+          <w:rFonts w:ascii="Times New Roman" w:hAnsi="Times New Roman" w:cs="Times New Roman"/>
+          <w:lang w:val="tr-TR"/>
+          <w:vertAlign w:val="subscript"/>
+        </w:rPr>
+        <w:t xml:space="preserve">a</w:t>
+      </w:r>
+      <w:r>
+        <w:rPr>
+          <w:rFonts w:ascii="Times New Roman" w:hAnsi="Times New Roman" w:cs="Times New Roman"/>
+          <w:lang w:val="tr-TR"/>
+        </w:rPr>
+        <w:t xml:space="preserve"> kabul edilebilir.</w:t>
       </w:r>
     </w:p>
     <w:p>
@@ -4359,8 +4366,8 @@
       <w:r>
         <w:rPr>
           <w:rFonts w:ascii="Times New Roman" w:hAnsi="Times New Roman" w:cs="Times New Roman"/>
+          <w:lang w:val="tr-TR"/>
           <w:vertAlign w:val="subscript"/>
-          <w:lang w:val="tr-TR"/>
         </w:rPr>
         <w:t xml:space="preserve">3</w:t>
       </w:r>
@@ -4374,8 +4381,8 @@
       <w:r>
         <w:rPr>
           <w:rFonts w:ascii="Times New Roman" w:hAnsi="Times New Roman" w:cs="Times New Roman"/>
+          <w:lang w:val="tr-TR"/>
           <w:vertAlign w:val="superscript"/>
-          <w:lang w:val="tr-TR"/>
         </w:rPr>
         <w:t xml:space="preserve">+</w:t>
       </w:r>
@@ -4389,23 +4396,23 @@
       <w:r>
         <w:rPr>
           <w:rFonts w:ascii="Times New Roman" w:hAnsi="Times New Roman" w:cs="Times New Roman"/>
+          <w:lang w:val="tr-TR"/>
           <w:vertAlign w:val="superscript"/>
-          <w:lang w:val="tr-TR"/>
-        </w:rPr>
-        <w:t xml:space="preserve">-5</w:t>
-      </w:r>
-      <w:r>
-        <w:rPr>
-          <w:rFonts w:ascii="Times New Roman" w:hAnsi="Times New Roman" w:cs="Times New Roman"/>
-          <w:lang w:val="tr-TR"/>
-        </w:rPr>
-        <w:t xml:space="preserve"> · 0,10) = √(1,8·10</w:t>
-      </w:r>
-      <w:r>
-        <w:rPr>
-          <w:rFonts w:ascii="Times New Roman" w:hAnsi="Times New Roman" w:cs="Times New Roman"/>
+        </w:rPr>
+        <w:t xml:space="preserve">-4</w:t>
+      </w:r>
+      <w:r>
+        <w:rPr>
+          <w:rFonts w:ascii="Times New Roman" w:hAnsi="Times New Roman" w:cs="Times New Roman"/>
+          <w:lang w:val="tr-TR"/>
+        </w:rPr>
+        <w:t xml:space="preserve"> · 0,050) = √(9,0·10</w:t>
+      </w:r>
+      <w:r>
+        <w:rPr>
+          <w:rFonts w:ascii="Times New Roman" w:hAnsi="Times New Roman" w:cs="Times New Roman"/>
+          <w:lang w:val="tr-TR"/>
           <w:vertAlign w:val="superscript"/>
-          <w:lang w:val="tr-TR"/>
         </w:rPr>
         <w:t xml:space="preserve">-6</w:t>
       </w:r>
@@ -4414,13 +4421,13 @@
           <w:rFonts w:ascii="Times New Roman" w:hAnsi="Times New Roman" w:cs="Times New Roman"/>
           <w:lang w:val="tr-TR"/>
         </w:rPr>
-        <w:t xml:space="preserve">) = 1,34·10</w:t>
-      </w:r>
-      <w:r>
-        <w:rPr>
-          <w:rFonts w:ascii="Times New Roman" w:hAnsi="Times New Roman" w:cs="Times New Roman"/>
+        <w:t xml:space="preserve">) = 3,0·10</w:t>
+      </w:r>
+      <w:r>
+        <w:rPr>
+          <w:rFonts w:ascii="Times New Roman" w:hAnsi="Times New Roman" w:cs="Times New Roman"/>
+          <w:lang w:val="tr-TR"/>
           <w:vertAlign w:val="superscript"/>
-          <w:lang w:val="tr-TR"/>
         </w:rPr>
         <w:t xml:space="preserve">-3</w:t>
       </w:r>
@@ -4445,13 +4452,13 @@
           <w:rFonts w:ascii="Times New Roman" w:hAnsi="Times New Roman" w:cs="Times New Roman"/>
           <w:lang w:val="tr-TR"/>
         </w:rPr>
-        <w:t xml:space="preserve">pH = 3 − 0,13 = 2,87        İyonlaşma yüzdesi = (1,34·10</w:t>
-      </w:r>
-      <w:r>
-        <w:rPr>
-          <w:rFonts w:ascii="Times New Roman" w:hAnsi="Times New Roman" w:cs="Times New Roman"/>
+        <w:t xml:space="preserve">pH = −log(3,0·10</w:t>
+      </w:r>
+      <w:r>
+        <w:rPr>
+          <w:rFonts w:ascii="Times New Roman" w:hAnsi="Times New Roman" w:cs="Times New Roman"/>
+          <w:lang w:val="tr-TR"/>
           <w:vertAlign w:val="superscript"/>
-          <w:lang w:val="tr-TR"/>
         </w:rPr>
         <w:t xml:space="preserve">-3</w:t>
       </w:r>
@@ -4460,7 +4467,22 @@
           <w:rFonts w:ascii="Times New Roman" w:hAnsi="Times New Roman" w:cs="Times New Roman"/>
           <w:lang w:val="tr-TR"/>
         </w:rPr>
-        <w:t xml:space="preserve"> / 0,10) · 100 = %1,34</w:t>
+        <w:t xml:space="preserve">) = 3 − 0,48 = 2,52        İyonlaşma yüzdesi = (3,0·10</w:t>
+      </w:r>
+      <w:r>
+        <w:rPr>
+          <w:rFonts w:ascii="Times New Roman" w:hAnsi="Times New Roman" w:cs="Times New Roman"/>
+          <w:lang w:val="tr-TR"/>
+          <w:vertAlign w:val="superscript"/>
+        </w:rPr>
+        <w:t xml:space="preserve">-3</w:t>
+      </w:r>
+      <w:r>
+        <w:rPr>
+          <w:rFonts w:ascii="Times New Roman" w:hAnsi="Times New Roman" w:cs="Times New Roman"/>
+          <w:lang w:val="tr-TR"/>
+        </w:rPr>
+        <w:t xml:space="preserve"> / 0,050) · 100 = %6,0</w:t>
       </w:r>
     </w:p>
     <w:p>
@@ -5522,7 +5544,7 @@
           <w:rFonts w:ascii="Times New Roman" w:hAnsi="Times New Roman" w:cs="Times New Roman"/>
           <w:lang w:val="tr-TR"/>
         </w:rPr>
-        <w:t xml:space="preserve">, √1,8 ≈ 1,34, log 4,24 = 0,63)</w:t>
+        <w:t xml:space="preserve">, √18 ≈ 4,24, log 4,24 = 0,63)</w:t>
       </w:r>
     </w:p>
     <w:tbl>
@@ -5608,7 +5630,7 @@
           <w:rFonts w:ascii="Times New Roman" w:hAnsi="Times New Roman" w:cs="Times New Roman"/>
           <w:lang w:val="tr-TR"/>
         </w:rPr>
-        <w:t xml:space="preserve">, log 4,24 = 0,63)</w:t>
+        <w:t xml:space="preserve">, √18 ≈ 4,24, log 4,24 = 0,63)</w:t>
       </w:r>
     </w:p>
     <w:tbl>
@@ -5709,7 +5731,7 @@
           <w:rFonts w:ascii="Times New Roman" w:hAnsi="Times New Roman" w:cs="Times New Roman"/>
           <w:lang w:val="tr-TR"/>
         </w:rPr>
-        <w:t xml:space="preserve">, log 4,24 = 0,63)</w:t>
+        <w:t xml:space="preserve">, √18 ≈ 4,24, log 4,24 = 0,63)</w:t>
       </w:r>
     </w:p>
     <w:tbl>
@@ -5795,7 +5817,7 @@
           <w:rFonts w:ascii="Times New Roman" w:hAnsi="Times New Roman" w:cs="Times New Roman"/>
           <w:lang w:val="tr-TR"/>
         </w:rPr>
-        <w:t xml:space="preserve">, √6,2 ≈ 2,49, log 7,87 = 0,90). Bu çözeltinin pH’sini aynı derişimdeki HCl çözeltisinin pH’si ile karşılaştırınız.</w:t>
+        <w:t xml:space="preserve">, √62 ≈ 7,87, log 7,87 = 0,90). Bu çözeltinin pH’sini aynı derişimdeki HCl çözeltisinin pH’si ile karşılaştırınız.</w:t>
       </w:r>
     </w:p>
     <w:tbl>

--- a/Kim11-2-9-pH-Hesaplamalari.docx
+++ b/Kim11-2-9-pH-Hesaplamalari.docx
@@ -36,7 +36,7 @@
           <w:rFonts w:ascii="Times New Roman" w:hAnsi="Times New Roman" w:cs="Times New Roman"/>
           <w:lang w:val="tr-TR"/>
         </w:rPr>
-        <w:t xml:space="preserve">Akvaryum suyunun, havuz suyunun ya da tarım toprağının pH değeri düzenli olarak ölçülür ve gerektiğinde ayarlanır (Görsel A). Bir çözeltiye ne kadar asit ya da baz eklenmesi gerektiğine karar verebilmek için çözeltinin pH değerinin önceden hesaplanabilmesi gerekir. Aynı derişimdeki kuvvetli ve zayıf asit çözeltilerinin pH değerleri aynı yöntemle mi hesaplanır? Bir etkinlik yaparak keşfediniz. Analiz ve Keşif Atölyesi 2.9.’da derişimleri aynı olan kuvvetli ve zayıf asit-baz çözeltilerinin ölçülen pH değerlerinden yola çıkarak iyon derişimlerini hesaplayacak, bu hesaplamaların ortak ve farklı yönlerini listeleyerek karşılaştıracaksınız. Tablodaki verileri dikkatle okuyup yorumlarken veri okuryazarlığınızı, çalışmanızı kendi hazırladığınız bir plana göre adım adım yürütürken de öz düzenleme becerinizi ve çalışkanlık değerinizi geliştireceksiniz.</w:t>
+        <w:t xml:space="preserve">Akvaryum suyunun, havuz suyunun ya da tarım toprağının pH değeri düzenli olarak ölçülür ve gerektiğinde ayarlanır (Görsel A). Bir çözeltiye ne kadar asit ya da baz eklenmesi gerektiğine karar verebilmek için çözeltinin pH değerinin önceden hesaplanabilmesi gerekir. Aynı derişimdeki kuvvetli ve zayıf asit çözeltilerinin pH değerleri aynı yöntemle mi hesaplanır? Bu sorunun cevabını bir etkinlik yaparak keşfediniz. Analiz ve Keşif Atölyesi 2.9.’da derişimleri aynı olan kuvvetli ve zayıf asit-baz çözeltilerinin ölçülen pH değerlerinden yola çıkarak iyon derişimlerini hesaplayacak, bu hesaplamaların ortak ve farklı yönlerini listeleyerek karşılaştıracaksınız. Tablodaki verileri dikkatle okuyup yorumlarken veri okuryazarlığınızı, çalışmanızı kendi hazırladığınız bir plana göre adım adım yürütürken de öz düzenleme becerinizi ve çalışkanlık değerinizi geliştireceksiniz.</w:t>
       </w:r>
     </w:p>
     <w:tbl>

--- a/Kim11-2-9-pH-Hesaplamalari.docx
+++ b/Kim11-2-9-pH-Hesaplamalari.docx
@@ -36,7 +36,7 @@
           <w:rFonts w:ascii="Times New Roman" w:hAnsi="Times New Roman" w:cs="Times New Roman"/>
           <w:lang w:val="tr-TR"/>
         </w:rPr>
-        <w:t xml:space="preserve">Akvaryum suyunun, havuz suyunun ya da tarım toprağının pH değeri düzenli olarak ölçülür ve gerektiğinde ayarlanır (Görsel A). Bir çözeltiye ne kadar asit ya da baz eklenmesi gerektiğine karar verebilmek için çözeltinin pH değerinin önceden hesaplanabilmesi gerekir. Aynı derişimdeki kuvvetli ve zayıf asit çözeltilerinin pH değerleri aynı yöntemle mi hesaplanır? Bu sorunun cevabını bir etkinlik yaparak keşfediniz. Analiz ve Keşif Atölyesi 2.9.’da derişimleri aynı olan kuvvetli ve zayıf asit-baz çözeltilerinin ölçülen pH değerlerinden yola çıkarak iyon derişimlerini hesaplayacak, bu hesaplamaların ortak ve farklı yönlerini listeleyerek karşılaştıracaksınız. Tablodaki verileri dikkatle okuyup yorumlarken veri okuryazarlığınızı, çalışmanızı kendi hazırladığınız bir plana göre adım adım yürütürken de öz düzenleme becerinizi ve çalışkanlık değerinizi geliştireceksiniz.</w:t>
+        <w:t xml:space="preserve">Akvaryum suyunun, havuz suyunun ya da tarım toprağının pH değeri düzenli olarak ölçülür ve gerektiğinde ayarlanır (Görsel A ve Görsel B). Bir çözeltiye ne kadar asit ya da baz eklenmesi gerektiğine karar verebilmek için çözeltinin pH değerinin önceden hesaplanabilmesi gerekir. Aynı derişimdeki kuvvetli ve zayıf asit çözeltilerinin pH değerleri aynı yöntemle mi hesaplanır? Bu sorunun cevabını bir etkinlik yaparak keşfediniz. Analiz ve Keşif Atölyesi 2.9.’da derişimleri aynı olan kuvvetli ve zayıf asit-baz çözeltilerinin ölçülen pH değerlerinden yola çıkarak iyon derişimlerini hesaplayacak, bu hesaplamaların ortak ve farklı yönlerini listeleyerek karşılaştıracaksınız. Tablodaki verileri dikkatle okuyup yorumlarken veri okuryazarlığınızı, çalışmanızı kendi hazırladığınız bir plana göre adım adım yürütürken de öz düzenleme becerinizi ve çalışkanlık değerinizi geliştireceksiniz.</w:t>
       </w:r>
     </w:p>
     <w:tbl>
@@ -44,24 +44,98 @@
         <w:tblW w:w="9000" w:type="dxa"/>
         <w:jc w:val="center"/>
         <w:tblBorders>
-          <w:top w:val="single" w:sz="8" w:space="0" w:color="7F7F7F"/>
-          <w:left w:val="single" w:sz="8" w:space="0" w:color="7F7F7F"/>
-          <w:bottom w:val="single" w:sz="8" w:space="0" w:color="7F7F7F"/>
-          <w:right w:val="single" w:sz="8" w:space="0" w:color="7F7F7F"/>
+          <w:top w:val="nil"/>
+          <w:left w:val="nil"/>
+          <w:bottom w:val="nil"/>
+          <w:right w:val="nil"/>
+          <w:insideH w:val="nil"/>
+          <w:insideV w:val="nil"/>
         </w:tblBorders>
+        <w:tblLayout w:type="fixed"/>
       </w:tblPr>
       <w:tblGrid>
-        <w:gridCol w:w="9000"/>
+        <w:gridCol w:w="4500"/>
+        <w:gridCol w:w="4500"/>
       </w:tblGrid>
       <w:tr>
         <w:tc>
           <w:tcPr>
-            <w:tcW w:w="9000" w:type="dxa"/>
-            <w:shd w:val="clear" w:color="auto" w:fill="EDEDED"/>
+            <w:tcW w:w="4500" w:type="dxa"/>
           </w:tcPr>
+          <w:tbl>
+            <w:tblPr>
+              <w:tblW w:w="4300" w:type="dxa"/>
+              <w:jc w:val="center"/>
+              <w:tblBorders>
+                <w:top w:val="single" w:sz="8" w:space="0" w:color="7F7F7F"/>
+                <w:left w:val="single" w:sz="8" w:space="0" w:color="7F7F7F"/>
+                <w:bottom w:val="single" w:sz="8" w:space="0" w:color="7F7F7F"/>
+                <w:right w:val="single" w:sz="8" w:space="0" w:color="7F7F7F"/>
+              </w:tblBorders>
+            </w:tblPr>
+            <w:tblGrid>
+              <w:gridCol w:w="4300"/>
+            </w:tblGrid>
+            <w:tr>
+              <w:tc>
+                <w:tcPr>
+                  <w:tcW w:w="4300" w:type="dxa"/>
+                  <w:shd w:val="clear" w:color="auto" w:fill="EDEDED"/>
+                </w:tcPr>
+                <w:p>
+                  <w:pPr>
+                    <w:jc w:val="both"/>
+                    <w:rPr>
+                      <w:rFonts w:ascii="Times New Roman" w:hAnsi="Times New Roman" w:cs="Times New Roman"/>
+                      <w:lang w:val="tr-TR"/>
+                    </w:rPr>
+                  </w:pPr>
+                  <w:r>
+                    <w:rPr>
+                      <w:rFonts w:ascii="Times New Roman" w:hAnsi="Times New Roman" w:cs="Times New Roman"/>
+                      <w:lang w:val="tr-TR"/>
+                    </w:rPr>
+                    <w:t xml:space="preserve">GÖRSEL ALANI (Shutterstock)</w:t>
+                  </w:r>
+                </w:p>
+                <w:p>
+                  <w:pPr>
+                    <w:jc w:val="both"/>
+                    <w:rPr>
+                      <w:rFonts w:ascii="Times New Roman" w:hAnsi="Times New Roman" w:cs="Times New Roman"/>
+                      <w:lang w:val="tr-TR"/>
+                    </w:rPr>
+                  </w:pPr>
+                  <w:r>
+                    <w:rPr>
+                      <w:rFonts w:ascii="Times New Roman" w:hAnsi="Times New Roman" w:cs="Times New Roman"/>
+                      <w:lang w:val="tr-TR"/>
+                    </w:rPr>
+                    <w:t xml:space="preserve">Tarif: Bir akvaryumdan alınan su örneğinin pH test kiti ya da dijital pH metre ile ölçülmesi.</w:t>
+                  </w:r>
+                </w:p>
+                <w:p>
+                  <w:pPr>
+                    <w:jc w:val="both"/>
+                    <w:rPr>
+                      <w:rFonts w:ascii="Times New Roman" w:hAnsi="Times New Roman" w:cs="Times New Roman"/>
+                      <w:lang w:val="tr-TR"/>
+                    </w:rPr>
+                  </w:pPr>
+                  <w:r>
+                    <w:rPr>
+                      <w:rFonts w:ascii="Times New Roman" w:hAnsi="Times New Roman" w:cs="Times New Roman"/>
+                      <w:lang w:val="tr-TR"/>
+                    </w:rPr>
+                    <w:t xml:space="preserve">Shutter ID: 2229399895 (fotoğraf) — Hands holding pH test in front of freshwater aquarium</w:t>
+                  </w:r>
+                </w:p>
+              </w:tc>
+            </w:tr>
+          </w:tbl>
           <w:p>
             <w:pPr>
-              <w:jc w:val="both"/>
+              <w:jc w:val="center"/>
               <w:rPr>
                 <w:rFonts w:ascii="Times New Roman" w:hAnsi="Times New Roman" w:cs="Times New Roman"/>
                 <w:lang w:val="tr-TR"/>
@@ -70,14 +144,99 @@
             <w:r>
               <w:rPr>
                 <w:rFonts w:ascii="Times New Roman" w:hAnsi="Times New Roman" w:cs="Times New Roman"/>
-                <w:lang w:val="tr-TR"/>
-              </w:rPr>
-              <w:t xml:space="preserve">GÖRSEL ALANI (Shutterstock)</w:t>
+                <w:b/>
+                <w:bCs/>
+                <w:lang w:val="tr-TR"/>
+              </w:rPr>
+              <w:t xml:space="preserve">Görsel A:</w:t>
+            </w:r>
+            <w:r>
+              <w:rPr>
+                <w:rFonts w:ascii="Times New Roman" w:hAnsi="Times New Roman" w:cs="Times New Roman"/>
+                <w:lang w:val="tr-TR"/>
+              </w:rPr>
+              <w:t xml:space="preserve"> Akvaryum suyunun pH ölçümü</w:t>
             </w:r>
           </w:p>
+        </w:tc>
+        <w:tc>
+          <w:tcPr>
+            <w:tcW w:w="4500" w:type="dxa"/>
+          </w:tcPr>
+          <w:tbl>
+            <w:tblPr>
+              <w:tblW w:w="4300" w:type="dxa"/>
+              <w:jc w:val="center"/>
+              <w:tblBorders>
+                <w:top w:val="single" w:sz="8" w:space="0" w:color="7F7F7F"/>
+                <w:left w:val="single" w:sz="8" w:space="0" w:color="7F7F7F"/>
+                <w:bottom w:val="single" w:sz="8" w:space="0" w:color="7F7F7F"/>
+                <w:right w:val="single" w:sz="8" w:space="0" w:color="7F7F7F"/>
+              </w:tblBorders>
+            </w:tblPr>
+            <w:tblGrid>
+              <w:gridCol w:w="4300"/>
+            </w:tblGrid>
+            <w:tr>
+              <w:tc>
+                <w:tcPr>
+                  <w:tcW w:w="4300" w:type="dxa"/>
+                  <w:shd w:val="clear" w:color="auto" w:fill="EDEDED"/>
+                </w:tcPr>
+                <w:p>
+                  <w:pPr>
+                    <w:jc w:val="both"/>
+                    <w:rPr>
+                      <w:rFonts w:ascii="Times New Roman" w:hAnsi="Times New Roman" w:cs="Times New Roman"/>
+                      <w:lang w:val="tr-TR"/>
+                    </w:rPr>
+                  </w:pPr>
+                  <w:r>
+                    <w:rPr>
+                      <w:rFonts w:ascii="Times New Roman" w:hAnsi="Times New Roman" w:cs="Times New Roman"/>
+                      <w:lang w:val="tr-TR"/>
+                    </w:rPr>
+                    <w:t xml:space="preserve">GÖRSEL ALANI (Shutterstock)</w:t>
+                  </w:r>
+                </w:p>
+                <w:p>
+                  <w:pPr>
+                    <w:jc w:val="both"/>
+                    <w:rPr>
+                      <w:rFonts w:ascii="Times New Roman" w:hAnsi="Times New Roman" w:cs="Times New Roman"/>
+                      <w:lang w:val="tr-TR"/>
+                    </w:rPr>
+                  </w:pPr>
+                  <w:r>
+                    <w:rPr>
+                      <w:rFonts w:ascii="Times New Roman" w:hAnsi="Times New Roman" w:cs="Times New Roman"/>
+                      <w:lang w:val="tr-TR"/>
+                    </w:rPr>
+                    <w:t xml:space="preserve">Tarif: Tarla ya da bahçe toprağına batırılmış toprak pH ölçer.</w:t>
+                  </w:r>
+                </w:p>
+                <w:p>
+                  <w:pPr>
+                    <w:jc w:val="both"/>
+                    <w:rPr>
+                      <w:rFonts w:ascii="Times New Roman" w:hAnsi="Times New Roman" w:cs="Times New Roman"/>
+                      <w:lang w:val="tr-TR"/>
+                    </w:rPr>
+                  </w:pPr>
+                  <w:r>
+                    <w:rPr>
+                      <w:rFonts w:ascii="Times New Roman" w:hAnsi="Times New Roman" w:cs="Times New Roman"/>
+                      <w:lang w:val="tr-TR"/>
+                    </w:rPr>
+                    <w:t xml:space="preserve">Shutter ID: 2840825669 (fotoğraf) — Analog soil moisture and pH tester inserted in garden soil</w:t>
+                  </w:r>
+                </w:p>
+              </w:tc>
+            </w:tr>
+          </w:tbl>
           <w:p>
             <w:pPr>
-              <w:jc w:val="both"/>
+              <w:jc w:val="center"/>
               <w:rPr>
                 <w:rFonts w:ascii="Times New Roman" w:hAnsi="Times New Roman" w:cs="Times New Roman"/>
                 <w:lang w:val="tr-TR"/>
@@ -86,64 +245,23 @@
             <w:r>
               <w:rPr>
                 <w:rFonts w:ascii="Times New Roman" w:hAnsi="Times New Roman" w:cs="Times New Roman"/>
-                <w:lang w:val="tr-TR"/>
-              </w:rPr>
-              <w:t xml:space="preserve">Tarif: Bir akvaryumdan alınan su örneğinin pH test kiti ya da dijital pH metre ile ölçülmesi.</w:t>
+                <w:b/>
+                <w:bCs/>
+                <w:lang w:val="tr-TR"/>
+              </w:rPr>
+              <w:t xml:space="preserve">Görsel B:</w:t>
             </w:r>
-          </w:p>
-          <w:p>
-            <w:pPr>
-              <w:jc w:val="both"/>
-              <w:rPr>
-                <w:rFonts w:ascii="Times New Roman" w:hAnsi="Times New Roman" w:cs="Times New Roman"/>
-                <w:lang w:val="tr-TR"/>
-              </w:rPr>
-            </w:pPr>
             <w:r>
               <w:rPr>
                 <w:rFonts w:ascii="Times New Roman" w:hAnsi="Times New Roman" w:cs="Times New Roman"/>
                 <w:lang w:val="tr-TR"/>
               </w:rPr>
-              <w:t xml:space="preserve">Shutter ID: 2229399895 (fotoğraf) — Hands holding pH test in front of freshwater aquarium</w:t>
+              <w:t xml:space="preserve"> Toprağın pH değerinin ölçülmesi</w:t>
             </w:r>
           </w:p>
         </w:tc>
       </w:tr>
     </w:tbl>
-    <w:p>
-      <w:pPr>
-        <w:jc w:val="both"/>
-        <w:rPr>
-          <w:rFonts w:ascii="Times New Roman" w:hAnsi="Times New Roman" w:cs="Times New Roman"/>
-          <w:lang w:val="tr-TR"/>
-        </w:rPr>
-      </w:pPr>
-    </w:p>
-    <w:p>
-      <w:pPr>
-        <w:jc w:val="center"/>
-        <w:rPr>
-          <w:rFonts w:ascii="Times New Roman" w:hAnsi="Times New Roman" w:cs="Times New Roman"/>
-          <w:lang w:val="tr-TR"/>
-        </w:rPr>
-      </w:pPr>
-      <w:r>
-        <w:rPr>
-          <w:rFonts w:ascii="Times New Roman" w:hAnsi="Times New Roman" w:cs="Times New Roman"/>
-          <w:b/>
-          <w:bCs/>
-          <w:lang w:val="tr-TR"/>
-        </w:rPr>
-        <w:t xml:space="preserve">Görsel A:</w:t>
-      </w:r>
-      <w:r>
-        <w:rPr>
-          <w:rFonts w:ascii="Times New Roman" w:hAnsi="Times New Roman" w:cs="Times New Roman"/>
-          <w:lang w:val="tr-TR"/>
-        </w:rPr>
-        <w:t xml:space="preserve"> Akvaryum suyunun pH ölçümü</w:t>
-      </w:r>
-    </w:p>
     <w:p>
       <w:pPr>
         <w:keepNext/>

--- a/Kim11-2-9-pH-Hesaplamalari.docx
+++ b/Kim11-2-9-pH-Hesaplamalari.docx
@@ -62,77 +62,60 @@
           <w:tcPr>
             <w:tcW w:w="4500" w:type="dxa"/>
           </w:tcPr>
-          <w:tbl>
-            <w:tblPr>
-              <w:tblW w:w="4300" w:type="dxa"/>
+          <w:p>
+            <w:pPr>
               <w:jc w:val="center"/>
-              <w:tblBorders>
-                <w:top w:val="single" w:sz="8" w:space="0" w:color="7F7F7F"/>
-                <w:left w:val="single" w:sz="8" w:space="0" w:color="7F7F7F"/>
-                <w:bottom w:val="single" w:sz="8" w:space="0" w:color="7F7F7F"/>
-                <w:right w:val="single" w:sz="8" w:space="0" w:color="7F7F7F"/>
-              </w:tblBorders>
-            </w:tblPr>
-            <w:tblGrid>
-              <w:gridCol w:w="4300"/>
-            </w:tblGrid>
-            <w:tr>
-              <w:tc>
-                <w:tcPr>
-                  <w:tcW w:w="4300" w:type="dxa"/>
-                  <w:shd w:val="clear" w:color="auto" w:fill="EDEDED"/>
-                </w:tcPr>
-                <w:p>
-                  <w:pPr>
-                    <w:jc w:val="both"/>
-                    <w:rPr>
-                      <w:rFonts w:ascii="Times New Roman" w:hAnsi="Times New Roman" w:cs="Times New Roman"/>
-                      <w:lang w:val="tr-TR"/>
-                    </w:rPr>
-                  </w:pPr>
-                  <w:r>
-                    <w:rPr>
-                      <w:rFonts w:ascii="Times New Roman" w:hAnsi="Times New Roman" w:cs="Times New Roman"/>
-                      <w:lang w:val="tr-TR"/>
-                    </w:rPr>
-                    <w:t xml:space="preserve">GÖRSEL ALANI (Shutterstock)</w:t>
-                  </w:r>
-                </w:p>
-                <w:p>
-                  <w:pPr>
-                    <w:jc w:val="both"/>
-                    <w:rPr>
-                      <w:rFonts w:ascii="Times New Roman" w:hAnsi="Times New Roman" w:cs="Times New Roman"/>
-                      <w:lang w:val="tr-TR"/>
-                    </w:rPr>
-                  </w:pPr>
-                  <w:r>
-                    <w:rPr>
-                      <w:rFonts w:ascii="Times New Roman" w:hAnsi="Times New Roman" w:cs="Times New Roman"/>
-                      <w:lang w:val="tr-TR"/>
-                    </w:rPr>
-                    <w:t xml:space="preserve">Tarif: Bir akvaryumdan alınan su örneğinin pH test kiti ya da dijital pH metre ile ölçülmesi.</w:t>
-                  </w:r>
-                </w:p>
-                <w:p>
-                  <w:pPr>
-                    <w:jc w:val="both"/>
-                    <w:rPr>
-                      <w:rFonts w:ascii="Times New Roman" w:hAnsi="Times New Roman" w:cs="Times New Roman"/>
-                      <w:lang w:val="tr-TR"/>
-                    </w:rPr>
-                  </w:pPr>
-                  <w:r>
-                    <w:rPr>
-                      <w:rFonts w:ascii="Times New Roman" w:hAnsi="Times New Roman" w:cs="Times New Roman"/>
-                      <w:lang w:val="tr-TR"/>
-                    </w:rPr>
-                    <w:t xml:space="preserve">Shutter ID: 2229399895 (fotoğraf) — Hands holding pH test in front of freshwater aquarium</w:t>
-                  </w:r>
-                </w:p>
-              </w:tc>
-            </w:tr>
-          </w:tbl>
+            </w:pPr>
+            <w:r>
+              <w:drawing>
+                <wp:inline xmlns:a="http://schemas.openxmlformats.org/drawingml/2006/main" xmlns:pic="http://schemas.openxmlformats.org/drawingml/2006/picture">
+                  <wp:extent cx="2664000" cy="1955376"/>
+                  <wp:docPr id="900009" name="Picture 900009"/>
+                  <wp:cNvGraphicFramePr>
+                    <a:graphicFrameLocks noChangeAspect="1"/>
+                  </wp:cNvGraphicFramePr>
+                  <a:graphic>
+                    <a:graphicData uri="http://schemas.openxmlformats.org/drawingml/2006/picture">
+                      <pic:pic>
+                        <pic:nvPicPr>
+                          <pic:cNvPr id="0" name="2229399895_d.jpg"/>
+                          <pic:cNvPicPr/>
+                        </pic:nvPicPr>
+                        <pic:blipFill>
+                          <a:blip r:embed="rId11"/>
+                          <a:stretch>
+                            <a:fillRect/>
+                          </a:stretch>
+                        </pic:blipFill>
+                        <pic:spPr>
+                          <a:xfrm>
+                            <a:off x="0" y="0"/>
+                            <a:ext cx="2664000" cy="1955376"/>
+                          </a:xfrm>
+                          <a:prstGeom prst="rect"/>
+                        </pic:spPr>
+                      </pic:pic>
+                    </a:graphicData>
+                  </a:graphic>
+                </wp:inline>
+              </w:drawing>
+            </w:r>
+          </w:p>
+          <w:p>
+            <w:pPr>
+              <w:jc w:val="center"/>
+            </w:pPr>
+            <w:r>
+              <w:rPr>
+                <w:rFonts w:ascii="Times New Roman" w:hAnsi="Times New Roman" w:cs="Times New Roman"/>
+                <w:b/>
+                <w:bCs/>
+                <w:highlight w:val="yellow"/>
+                <w:lang w:val="tr-TR"/>
+              </w:rPr>
+              <w:t xml:space="preserve">Shutter id: 2229399895</w:t>
+            </w:r>
+          </w:p>
           <w:p>
             <w:pPr>
               <w:jc w:val="center"/>
@@ -163,77 +146,60 @@
           <w:tcPr>
             <w:tcW w:w="4500" w:type="dxa"/>
           </w:tcPr>
-          <w:tbl>
-            <w:tblPr>
-              <w:tblW w:w="4300" w:type="dxa"/>
+          <w:p>
+            <w:pPr>
               <w:jc w:val="center"/>
-              <w:tblBorders>
-                <w:top w:val="single" w:sz="8" w:space="0" w:color="7F7F7F"/>
-                <w:left w:val="single" w:sz="8" w:space="0" w:color="7F7F7F"/>
-                <w:bottom w:val="single" w:sz="8" w:space="0" w:color="7F7F7F"/>
-                <w:right w:val="single" w:sz="8" w:space="0" w:color="7F7F7F"/>
-              </w:tblBorders>
-            </w:tblPr>
-            <w:tblGrid>
-              <w:gridCol w:w="4300"/>
-            </w:tblGrid>
-            <w:tr>
-              <w:tc>
-                <w:tcPr>
-                  <w:tcW w:w="4300" w:type="dxa"/>
-                  <w:shd w:val="clear" w:color="auto" w:fill="EDEDED"/>
-                </w:tcPr>
-                <w:p>
-                  <w:pPr>
-                    <w:jc w:val="both"/>
-                    <w:rPr>
-                      <w:rFonts w:ascii="Times New Roman" w:hAnsi="Times New Roman" w:cs="Times New Roman"/>
-                      <w:lang w:val="tr-TR"/>
-                    </w:rPr>
-                  </w:pPr>
-                  <w:r>
-                    <w:rPr>
-                      <w:rFonts w:ascii="Times New Roman" w:hAnsi="Times New Roman" w:cs="Times New Roman"/>
-                      <w:lang w:val="tr-TR"/>
-                    </w:rPr>
-                    <w:t xml:space="preserve">GÖRSEL ALANI (Shutterstock)</w:t>
-                  </w:r>
-                </w:p>
-                <w:p>
-                  <w:pPr>
-                    <w:jc w:val="both"/>
-                    <w:rPr>
-                      <w:rFonts w:ascii="Times New Roman" w:hAnsi="Times New Roman" w:cs="Times New Roman"/>
-                      <w:lang w:val="tr-TR"/>
-                    </w:rPr>
-                  </w:pPr>
-                  <w:r>
-                    <w:rPr>
-                      <w:rFonts w:ascii="Times New Roman" w:hAnsi="Times New Roman" w:cs="Times New Roman"/>
-                      <w:lang w:val="tr-TR"/>
-                    </w:rPr>
-                    <w:t xml:space="preserve">Tarif: Tarla ya da bahçe toprağına batırılmış toprak pH ölçer.</w:t>
-                  </w:r>
-                </w:p>
-                <w:p>
-                  <w:pPr>
-                    <w:jc w:val="both"/>
-                    <w:rPr>
-                      <w:rFonts w:ascii="Times New Roman" w:hAnsi="Times New Roman" w:cs="Times New Roman"/>
-                      <w:lang w:val="tr-TR"/>
-                    </w:rPr>
-                  </w:pPr>
-                  <w:r>
-                    <w:rPr>
-                      <w:rFonts w:ascii="Times New Roman" w:hAnsi="Times New Roman" w:cs="Times New Roman"/>
-                      <w:lang w:val="tr-TR"/>
-                    </w:rPr>
-                    <w:t xml:space="preserve">Shutter ID: 2840825669 (fotoğraf) — Analog soil moisture and pH tester inserted in garden soil</w:t>
-                  </w:r>
-                </w:p>
-              </w:tc>
-            </w:tr>
-          </w:tbl>
+            </w:pPr>
+            <w:r>
+              <w:drawing>
+                <wp:inline xmlns:a="http://schemas.openxmlformats.org/drawingml/2006/main" xmlns:pic="http://schemas.openxmlformats.org/drawingml/2006/picture">
+                  <wp:extent cx="2664000" cy="1951824"/>
+                  <wp:docPr id="900010" name="Picture 900010"/>
+                  <wp:cNvGraphicFramePr>
+                    <a:graphicFrameLocks noChangeAspect="1"/>
+                  </wp:cNvGraphicFramePr>
+                  <a:graphic>
+                    <a:graphicData uri="http://schemas.openxmlformats.org/drawingml/2006/picture">
+                      <pic:pic>
+                        <pic:nvPicPr>
+                          <pic:cNvPr id="0" name="2840825669_d.jpg"/>
+                          <pic:cNvPicPr/>
+                        </pic:nvPicPr>
+                        <pic:blipFill>
+                          <a:blip r:embed="rId12"/>
+                          <a:stretch>
+                            <a:fillRect/>
+                          </a:stretch>
+                        </pic:blipFill>
+                        <pic:spPr>
+                          <a:xfrm>
+                            <a:off x="0" y="0"/>
+                            <a:ext cx="2664000" cy="1951824"/>
+                          </a:xfrm>
+                          <a:prstGeom prst="rect"/>
+                        </pic:spPr>
+                      </pic:pic>
+                    </a:graphicData>
+                  </a:graphic>
+                </wp:inline>
+              </w:drawing>
+            </w:r>
+          </w:p>
+          <w:p>
+            <w:pPr>
+              <w:jc w:val="center"/>
+            </w:pPr>
+            <w:r>
+              <w:rPr>
+                <w:rFonts w:ascii="Times New Roman" w:hAnsi="Times New Roman" w:cs="Times New Roman"/>
+                <w:b/>
+                <w:bCs/>
+                <w:highlight w:val="yellow"/>
+                <w:lang w:val="tr-TR"/>
+              </w:rPr>
+              <w:t xml:space="preserve">Shutter id: 2840825669</w:t>
+            </w:r>
+          </w:p>
           <w:p>
             <w:pPr>
               <w:jc w:val="center"/>
